--- a/docs/TZ.docx
+++ b/docs/TZ.docx
@@ -210,6 +210,7 @@
       </w:pPr>
       <w:bookmarkStart w:id="2" w:name="_heading=h.gjdgxs" w:colFirst="0" w:colLast="0"/>
       <w:bookmarkEnd w:id="2"/>
+      <w:commentRangeStart w:id="2"/>
       <w:r>
         <w:rPr>
           <w:b/>
@@ -221,6 +222,13 @@
         </w:rPr>
         <w:lastRenderedPageBreak/>
         <w:t>СОДЕРЖАНИЕ</w:t>
+      </w:r>
+      <w:commentRangeEnd w:id="2"/>
+      <w:r>
+        <w:rPr>
+          <w:rStyle w:val="CommentReference"/>
+        </w:rPr>
+        <w:commentReference w:id="2"/>
       </w:r>
     </w:p>
     <w:p>
@@ -2148,6 +2156,7 @@
       <w:bookmarkStart w:id="4" w:name="_heading=h.30j0zll" w:colFirst="0" w:colLast="0"/>
       <w:bookmarkStart w:id="5" w:name="_Toc210085881"/>
       <w:bookmarkEnd w:id="4"/>
+      <w:commentRangeStart w:id="1"/>
       <w:r>
         <w:rPr>
           <w:lang w:val="ru-RU"/>
@@ -2161,6 +2170,13 @@
         <w:br/>
         <w:t>и ее условное обозначение</w:t>
       </w:r>
+      <w:commentRangeEnd w:id="1"/>
+      <w:r>
+        <w:rPr>
+          <w:rStyle w:val="CommentReference"/>
+        </w:rPr>
+        <w:commentReference w:id="1"/>
+      </w:r>
       <w:bookmarkEnd w:id="5"/>
     </w:p>
     <w:p>
@@ -2177,6 +2193,7 @@
           <w:lang w:val="ru-RU"/>
         </w:rPr>
       </w:pPr>
+      <w:commentRangeStart w:id="3"/>
       <w:r>
         <w:rPr>
           <w:lang w:val="ru-RU"/>
@@ -2209,6 +2226,13 @@
           <w:lang w:val="ru-RU"/>
         </w:rPr>
         <w:t>.</w:t>
+      </w:r>
+      <w:commentRangeEnd w:id="3"/>
+      <w:r>
+        <w:rPr>
+          <w:rStyle w:val="CommentReference"/>
+        </w:rPr>
+        <w:commentReference w:id="3"/>
       </w:r>
     </w:p>
     <w:p>
@@ -3166,6 +3190,7 @@
       <w:pPr>
         <w:pStyle w:val="a0"/>
       </w:pPr>
+      <w:commentRangeStart w:id="0"/>
       <w:r>
         <w:t>внешний диаметр должен быть больше удвоенной глубины паза</w:t>
       </w:r>
@@ -3207,6 +3232,13 @@
       </w:r>
       <w:r>
         <w:t>мм);</w:t>
+      </w:r>
+      <w:commentRangeEnd w:id="0"/>
+      <w:r>
+        <w:rPr>
+          <w:rStyle w:val="CommentReference"/>
+        </w:rPr>
+        <w:commentReference w:id="0"/>
       </w:r>
     </w:p>
     <w:p>
@@ -4543,9 +4575,17 @@
       <w:bookmarkStart w:id="28" w:name="_heading=h.lnxbz9" w:colFirst="0" w:colLast="0"/>
       <w:bookmarkStart w:id="29" w:name="_Toc210085893"/>
       <w:bookmarkEnd w:id="28"/>
+      <w:commentRangeStart w:id="5"/>
       <w:r>
         <w:lastRenderedPageBreak/>
         <w:t>СОСТАВ И СОДЕРЖАНИЕ РАБОТ ПО СОЗДАНИЮ АВТОМАТИЗИРОВАННОЙ СИСТЕМЫ</w:t>
+      </w:r>
+      <w:commentRangeEnd w:id="5"/>
+      <w:r>
+        <w:rPr>
+          <w:rStyle w:val="CommentReference"/>
+        </w:rPr>
+        <w:commentReference w:id="5"/>
       </w:r>
       <w:bookmarkEnd w:id="29"/>
     </w:p>
@@ -6384,12 +6424,20 @@
       <w:bookmarkStart w:id="31" w:name="_heading=h.1ksv4uv" w:colFirst="0" w:colLast="0"/>
       <w:bookmarkStart w:id="32" w:name="_Toc210085894"/>
       <w:bookmarkEnd w:id="31"/>
+      <w:commentRangeStart w:id="4"/>
       <w:r>
         <w:lastRenderedPageBreak/>
         <w:t xml:space="preserve">ПОРЯДОК </w:t>
       </w:r>
       <w:r>
         <w:t>РАЗРАБОТКИ АВТОМАТИЗИРОВАННОЙ СИСТЕМЫ</w:t>
+      </w:r>
+      <w:commentRangeEnd w:id="4"/>
+      <w:r>
+        <w:rPr>
+          <w:rStyle w:val="CommentReference"/>
+        </w:rPr>
+        <w:commentReference w:id="4"/>
       </w:r>
       <w:bookmarkEnd w:id="32"/>
     </w:p>
@@ -6934,8 +6982,16 @@
       <w:bookmarkStart w:id="45" w:name="_heading=h.2xcytpi" w:colFirst="0" w:colLast="0"/>
       <w:bookmarkStart w:id="46" w:name="_Toc210085901"/>
       <w:bookmarkEnd w:id="45"/>
+      <w:commentRangeStart w:id="6"/>
       <w:r>
         <w:t>ТРЕБОВАНИЯ К ДОКУМЕНТИРОВАНИЮ</w:t>
+      </w:r>
+      <w:commentRangeEnd w:id="6"/>
+      <w:r>
+        <w:rPr>
+          <w:rStyle w:val="CommentReference"/>
+        </w:rPr>
+        <w:commentReference w:id="6"/>
       </w:r>
       <w:bookmarkEnd w:id="46"/>
     </w:p>
@@ -7733,6 +7789,102 @@
     </w:sectPr>
   </w:body>
 </w:document>
+</file>
+
+<file path=word/comments.xml><?xml version="1.0" encoding="utf-8"?>
+<w:comments xmlns:w="http://schemas.openxmlformats.org/wordprocessingml/2006/main" xmlns:w14="http://schemas.microsoft.com/office/word/2010/wordml">
+  <w:comment w:id="0" w:author="Kalentyev Alexey" w:initials="KA" w:date="2026-10-07T04:04:01Z">
+    <w:p>
+      <w:pPr>
+        <w:pStyle w:val="CommentText"/>
+      </w:pPr>
+      <w:r>
+        <w:annotationRef/>
+      </w:r>
+      <w:r>
+        <w:t xml:space="preserve">Добавьте совместное ограничение наружного диаметра D, глубины канавки h и отверстия d, обеспечивающее положительную минимальную толщину материала под канавкой, например через D − 2h − d. Текущие две отдельные проверки этого не гарантируют.</w:t>
+      </w:r>
+    </w:p>
+  </w:comment>
+  <w:comment w:id="1" w:author="Kalentyev Alexey" w:initials="KA" w:date="2026-10-07T04:04:01Z">
+    <w:p>
+      <w:pPr>
+        <w:pStyle w:val="CommentText"/>
+      </w:pPr>
+      <w:r>
+        <w:annotationRef/>
+      </w:r>
+      <w:r>
+        <w:t xml:space="preserve">Выделите заголовки подразделов и пунктов полужирным и приведите их оформление к единому стилю каждого уровня; заголовки располагайте по центру. Проверьте это по всему документу, включая 1.1, 1.2 и подразделы раздела 3.</w:t>
+      </w:r>
+    </w:p>
+  </w:comment>
+  <w:comment w:id="2" w:author="Kalentyev Alexey" w:initials="KA" w:date="2026-10-07T04:04:01Z">
+    <w:p>
+      <w:pPr>
+        <w:pStyle w:val="CommentText"/>
+      </w:pPr>
+      <w:r>
+        <w:annotationRef/>
+      </w:r>
+      <w:r>
+        <w:t xml:space="preserve">Замените «СОДЕРЖАНИЕ» на «Оглавление», оформив заголовок по центру полужирным.</w:t>
+      </w:r>
+    </w:p>
+  </w:comment>
+  <w:comment w:id="3" w:author="Kalentyev Alexey" w:initials="KA" w:date="2026-10-07T04:04:01Z">
+    <w:p>
+      <w:pPr>
+        <w:pStyle w:val="CommentText"/>
+      </w:pPr>
+      <w:r>
+        <w:annotationRef/>
+      </w:r>
+      <w:r>
+        <w:t xml:space="preserve">Установите абзацный отступ основного текста и списков 1,25 см по всему документу. Например, в этом абзаце и последующих текстовых абзацах задано около 1 см.</w:t>
+      </w:r>
+    </w:p>
+  </w:comment>
+  <w:comment w:id="4" w:author="Kalentyev Alexey" w:initials="KA" w:date="2026-10-07T04:04:01Z">
+    <w:p>
+      <w:pPr>
+        <w:pStyle w:val="CommentText"/>
+      </w:pPr>
+      <w:r>
+        <w:annotationRef/>
+      </w:r>
+      <w:r>
+        <w:t xml:space="preserve">Исправьте поля секции после таблицы 4.1: сейчас все четыре равны 25,4 мм. Для текстовой части нужны левое 30 мм, правое 15 мм, верхнее и нижнее 20 мм.</w:t>
+      </w:r>
+    </w:p>
+  </w:comment>
+  <w:comment w:id="5" w:author="Kalentyev Alexey" w:initials="KA" w:date="2026-10-07T04:04:01Z">
+    <w:p>
+      <w:pPr>
+        <w:pStyle w:val="CommentText"/>
+      </w:pPr>
+      <w:r>
+        <w:annotationRef/>
+      </w:r>
+      <w:r>
+        <w:t xml:space="preserve">На альбомной странице таблицы 4.1 поставьте номер 11 в центре нижнего поля. Надпись «Томск 2026» под таблицей уберите: это реквизит титульного листа, а сквозной номер страницы сейчас отсутствует.</w:t>
+      </w:r>
+    </w:p>
+  </w:comment>
+  <w:comment w:id="6" w:author="Kalentyev Alexey" w:initials="KA" w:date="2026-10-07T04:04:01Z">
+    <w:p>
+      <w:pPr>
+        <w:pStyle w:val="CommentText"/>
+      </w:pPr>
+      <w:r>
+        <w:annotationRef/>
+      </w:r>
+      <w:r>
+        <w:t xml:space="preserve">Перенесите раздел 7 «Требования к документированию» на новый лист, отделив его от окончания приёмки.</w:t>
+      </w:r>
+    </w:p>
+  </w:comment>
+</w:comments>
 </file>
 
 <file path=word/endnotes.xml><?xml version="1.0" encoding="utf-8"?>

--- a/docs/TZ.docx
+++ b/docs/TZ.docx
@@ -13,7 +13,9 @@
       </w:pPr>
       <w:bookmarkStart w:id="0" w:name="_kz3h8b4moq8v" w:colFirst="0" w:colLast="0"/>
       <w:bookmarkStart w:id="1" w:name="_Toc157356555"/>
+      <w:bookmarkStart w:id="2" w:name="_GoBack"/>
       <w:bookmarkEnd w:id="0"/>
+      <w:bookmarkEnd w:id="2"/>
     </w:p>
     <w:p>
       <w:pPr>
@@ -205,14 +207,6 @@
         <w:ind w:firstLine="0"/>
         <w:jc w:val="center"/>
         <w:rPr>
-          <w:lang w:val="ru-RU"/>
-        </w:rPr>
-      </w:pPr>
-      <w:bookmarkStart w:id="2" w:name="_heading=h.gjdgxs" w:colFirst="0" w:colLast="0"/>
-      <w:bookmarkEnd w:id="2"/>
-      <w:commentRangeStart w:id="2"/>
-      <w:r>
-        <w:rPr>
           <w:b/>
           <w:bCs/>
           <w:color w:val="000000"/>
@@ -220,16 +214,30 @@
           <w:szCs w:val="32"/>
           <w:lang w:val="ru-RU"/>
         </w:rPr>
+      </w:pPr>
+      <w:bookmarkStart w:id="3" w:name="_heading=h.gjdgxs" w:colFirst="0" w:colLast="0"/>
+      <w:bookmarkEnd w:id="3"/>
+      <w:r>
+        <w:rPr>
+          <w:b/>
+          <w:bCs/>
+          <w:color w:val="000000"/>
+          <w:sz w:val="32"/>
+          <w:szCs w:val="32"/>
+          <w:lang w:val="ru-RU"/>
+        </w:rPr>
         <w:lastRenderedPageBreak/>
-        <w:t>СОДЕРЖАНИЕ</w:t>
-      </w:r>
-      <w:commentRangeEnd w:id="2"/>
-      <w:r>
-        <w:rPr>
-          <w:rStyle w:val="CommentReference"/>
-        </w:rPr>
-        <w:commentReference w:id="2"/>
-      </w:r>
+        <w:t>ОГЛАВЛЕНИЕ</w:t>
+      </w:r>
+    </w:p>
+    <w:p>
+      <w:pPr>
+        <w:ind w:firstLine="0"/>
+        <w:jc w:val="center"/>
+        <w:rPr>
+          <w:lang w:val="en-US"/>
+        </w:rPr>
+      </w:pPr>
     </w:p>
     <w:p>
       <w:pPr>
@@ -2118,534 +2126,730 @@
     </w:p>
     <w:p>
       <w:pPr>
+        <w:pStyle w:val="ExampleTitle"/>
+        <w:ind w:left="0" w:firstLine="709"/>
+      </w:pPr>
+      <w:bookmarkStart w:id="4" w:name="_Toc210085880"/>
+      <w:r>
+        <w:lastRenderedPageBreak/>
+        <w:t>ОБЩИЕ СВЕДЕНИЯ</w:t>
+      </w:r>
+      <w:bookmarkEnd w:id="4"/>
+    </w:p>
+    <w:p>
+      <w:pPr>
+        <w:pStyle w:val="ExampleTitle"/>
+        <w:numPr>
+          <w:ilvl w:val="0"/>
+          <w:numId w:val="0"/>
+        </w:numPr>
+        <w:jc w:val="both"/>
+      </w:pPr>
+    </w:p>
+    <w:p>
+      <w:pPr>
+        <w:pStyle w:val="ExampleSubTitle"/>
+        <w:ind w:left="0" w:firstLine="709"/>
         <w:rPr>
           <w:b/>
           <w:bCs/>
           <w:lang w:val="ru-RU"/>
         </w:rPr>
       </w:pPr>
+      <w:r>
+        <w:rPr>
+          <w:b/>
+          <w:bCs/>
+          <w:lang w:val="ru-RU"/>
+        </w:rPr>
+        <w:t>Полное наименование автоматизированной системы</w:t>
+      </w:r>
+      <w:r>
+        <w:rPr>
+          <w:b/>
+          <w:bCs/>
+          <w:lang w:val="ru-RU"/>
+        </w:rPr>
+        <w:t xml:space="preserve"> </w:t>
+      </w:r>
+      <w:r>
+        <w:rPr>
+          <w:b/>
+          <w:bCs/>
+          <w:lang w:val="ru-RU"/>
+        </w:rPr>
+        <w:t>и ее условное обозначение</w:t>
+      </w:r>
+    </w:p>
+    <w:p>
+      <w:pPr>
+        <w:spacing w:line="240" w:lineRule="auto"/>
+        <w:rPr>
+          <w:lang w:val="ru-RU"/>
+        </w:rPr>
+      </w:pPr>
+      <w:bookmarkStart w:id="5" w:name="_heading=h.30j0zll" w:colFirst="0" w:colLast="0"/>
+      <w:bookmarkEnd w:id="5"/>
+    </w:p>
+    <w:p>
+      <w:pPr>
+        <w:ind w:firstLine="709"/>
+        <w:rPr>
+          <w:lang w:val="ru-RU"/>
+        </w:rPr>
+      </w:pPr>
+      <w:r>
+        <w:rPr>
+          <w:lang w:val="ru-RU"/>
+        </w:rPr>
+        <w:t>Разработка плагина "</w:t>
+      </w:r>
+      <w:r>
+        <w:rPr>
+          <w:lang w:val="ru-RU"/>
+        </w:rPr>
+        <w:t>Шкив</w:t>
+      </w:r>
+      <w:r>
+        <w:rPr>
+          <w:lang w:val="ru-RU"/>
+        </w:rPr>
+        <w:t xml:space="preserve">" для системы автоматизированного проектирования (САПР) </w:t>
+      </w:r>
+      <w:r>
+        <w:rPr>
+          <w:lang w:val="ru-RU"/>
+        </w:rPr>
+        <w:t>Компас-3</w:t>
+      </w:r>
+      <w:r>
+        <w:t>D</w:t>
+      </w:r>
+      <w:r>
+        <w:rPr>
+          <w:lang w:val="ru-RU"/>
+        </w:rPr>
+        <w:t>.</w:t>
+      </w:r>
+    </w:p>
+    <w:p>
+      <w:pPr>
+        <w:rPr>
+          <w:lang w:val="ru-RU"/>
+        </w:rPr>
+      </w:pPr>
+    </w:p>
+    <w:p>
+      <w:pPr>
+        <w:pStyle w:val="ExampleSubTitle"/>
+        <w:ind w:left="0" w:firstLine="709"/>
+        <w:rPr>
+          <w:b/>
+          <w:bCs/>
+        </w:rPr>
+      </w:pPr>
+      <w:bookmarkStart w:id="6" w:name="_heading=h.1fob9te" w:colFirst="0" w:colLast="0"/>
+      <w:bookmarkEnd w:id="6"/>
+      <w:r>
+        <w:rPr>
+          <w:b/>
+          <w:bCs/>
+          <w:lang w:val="ru-RU"/>
+        </w:rPr>
+        <w:t xml:space="preserve"> </w:t>
+      </w:r>
+      <w:bookmarkStart w:id="7" w:name="_Toc210085882"/>
+      <w:proofErr w:type="spellStart"/>
+      <w:r>
+        <w:rPr>
+          <w:b/>
+          <w:bCs/>
+        </w:rPr>
+        <w:t>Наименование</w:t>
+      </w:r>
+      <w:proofErr w:type="spellEnd"/>
+      <w:r>
+        <w:rPr>
+          <w:b/>
+          <w:bCs/>
+        </w:rPr>
+        <w:t xml:space="preserve"> </w:t>
+      </w:r>
+      <w:proofErr w:type="spellStart"/>
+      <w:r>
+        <w:rPr>
+          <w:b/>
+          <w:bCs/>
+        </w:rPr>
+        <w:t>заказчика</w:t>
+      </w:r>
+      <w:bookmarkEnd w:id="7"/>
+      <w:proofErr w:type="spellEnd"/>
     </w:p>
     <w:p>
       <w:pPr>
         <w:pStyle w:val="ExampleTitle"/>
-      </w:pPr>
-      <w:bookmarkStart w:id="3" w:name="_Toc210085880"/>
-      <w:r>
-        <w:t>ОБЩИЕ СВЕДЕНИЯ</w:t>
-      </w:r>
-      <w:bookmarkEnd w:id="3"/>
+        <w:numPr>
+          <w:ilvl w:val="0"/>
+          <w:numId w:val="0"/>
+        </w:numPr>
+        <w:ind w:left="420" w:hanging="420"/>
+      </w:pPr>
+    </w:p>
+    <w:p>
+      <w:pPr>
+        <w:ind w:firstLine="709"/>
+        <w:rPr>
+          <w:lang w:val="ru-RU"/>
+        </w:rPr>
+      </w:pPr>
+      <w:r>
+        <w:rPr>
+          <w:lang w:val="ru-RU"/>
+        </w:rPr>
+        <w:t xml:space="preserve">Заказчиком работ является: кандидат технических наук, доцент кафедры компьютерных систем в управлении и проектировании (КСУП) </w:t>
+      </w:r>
+      <w:proofErr w:type="spellStart"/>
+      <w:r>
+        <w:rPr>
+          <w:lang w:val="ru-RU"/>
+        </w:rPr>
+        <w:t>Калентьев</w:t>
+      </w:r>
+      <w:proofErr w:type="spellEnd"/>
+      <w:r>
+        <w:rPr>
+          <w:lang w:val="ru-RU"/>
+        </w:rPr>
+        <w:t xml:space="preserve"> Алексей Анатольевич.</w:t>
+      </w:r>
+    </w:p>
+    <w:p>
+      <w:pPr>
+        <w:ind w:firstLine="709"/>
+        <w:rPr>
+          <w:strike/>
+        </w:rPr>
+      </w:pPr>
+      <w:r>
+        <w:rPr>
+          <w:lang w:val="ru-RU"/>
+        </w:rPr>
+        <w:t xml:space="preserve">Адрес заказчика: 634045 Томская область Томск ул. </w:t>
+      </w:r>
+      <w:proofErr w:type="spellStart"/>
+      <w:r>
+        <w:t>Красноармейская</w:t>
+      </w:r>
+      <w:proofErr w:type="spellEnd"/>
+      <w:r>
+        <w:t xml:space="preserve"> 147 СБИ, </w:t>
+      </w:r>
+      <w:proofErr w:type="spellStart"/>
+      <w:r>
+        <w:t>офис</w:t>
+      </w:r>
+      <w:proofErr w:type="spellEnd"/>
+      <w:r>
+        <w:t xml:space="preserve"> 210.</w:t>
+      </w:r>
+    </w:p>
+    <w:p>
+      <w:pPr>
+        <w:rPr>
+          <w:b/>
+          <w:bCs/>
+        </w:rPr>
+      </w:pPr>
+    </w:p>
+    <w:p>
+      <w:pPr>
+        <w:pStyle w:val="ExampleSubTitle"/>
+        <w:ind w:left="0" w:firstLine="709"/>
+        <w:rPr>
+          <w:b/>
+          <w:bCs/>
+          <w:lang w:val="ru-RU"/>
+        </w:rPr>
+      </w:pPr>
+      <w:bookmarkStart w:id="8" w:name="_heading=h.3znysh7" w:colFirst="0" w:colLast="0"/>
+      <w:bookmarkStart w:id="9" w:name="_Toc210085883"/>
+      <w:bookmarkEnd w:id="8"/>
+      <w:r>
+        <w:rPr>
+          <w:b/>
+          <w:bCs/>
+          <w:lang w:val="ru-RU"/>
+        </w:rPr>
+        <w:t>Перечень документов, на основании которых создается АС</w:t>
+      </w:r>
+      <w:bookmarkEnd w:id="9"/>
+    </w:p>
+    <w:p>
+      <w:pPr>
+        <w:rPr>
+          <w:lang w:val="ru-RU"/>
+        </w:rPr>
+      </w:pPr>
+    </w:p>
+    <w:p>
+      <w:pPr>
+        <w:ind w:firstLine="709"/>
+        <w:rPr>
+          <w:lang w:val="ru-RU"/>
+        </w:rPr>
+      </w:pPr>
+      <w:r>
+        <w:rPr>
+          <w:lang w:val="ru-RU"/>
+        </w:rPr>
+        <w:t>Выполняемая работа и оформление её результатов должны отвечать требованиям нормативно-правовых актов, а также соответствующих государственных стандартов из числа Комплекса стандартов на автоматизированные системы:</w:t>
+      </w:r>
+    </w:p>
+    <w:p>
+      <w:pPr>
+        <w:pStyle w:val="a0"/>
+        <w:ind w:firstLine="709"/>
+      </w:pPr>
+      <w:r>
+        <w:t xml:space="preserve">ГОСТ 34.602-2020 “Информационные технологии. Комплекс стандартов на автоматизированные системы. </w:t>
+      </w:r>
+      <w:r>
+        <w:t>Техническое задание на создание автоматизированной системы”;</w:t>
+      </w:r>
+    </w:p>
+    <w:p>
+      <w:pPr>
+        <w:pStyle w:val="a0"/>
+        <w:ind w:firstLine="709"/>
+      </w:pPr>
+      <w:r>
+        <w:t xml:space="preserve">ОС ТУСУР 01-2021 “Образовательный стандарт ВУЗа. Работы студенческие по направлениям подготовки и специальностям технического профиля. </w:t>
+      </w:r>
+      <w:r>
+        <w:t>Общие требования и правила оформления”;</w:t>
+      </w:r>
+    </w:p>
+    <w:p>
+      <w:pPr>
+        <w:pStyle w:val="a0"/>
+        <w:ind w:firstLine="709"/>
+      </w:pPr>
+      <w:r>
+        <w:t>ОК 012-93 “Общероссийский классификатор изделий и конструкторских документов (классификатор ЕСКД)”;</w:t>
+      </w:r>
+    </w:p>
+    <w:p>
+      <w:pPr>
+        <w:pStyle w:val="a0"/>
+        <w:ind w:firstLine="709"/>
+      </w:pPr>
+      <w:r>
+        <w:lastRenderedPageBreak/>
+        <w:t>ГОСТ 19.103-77 “Единая система конструкторской документации. Обозначения программ и программных документов”.</w:t>
+      </w:r>
+    </w:p>
+    <w:p>
+      <w:pPr>
+        <w:pStyle w:val="a0"/>
+        <w:numPr>
+          <w:ilvl w:val="0"/>
+          <w:numId w:val="0"/>
+        </w:numPr>
+        <w:ind w:firstLine="570"/>
+      </w:pPr>
+    </w:p>
+    <w:p>
+      <w:pPr>
+        <w:pStyle w:val="ExampleSubTitle"/>
+        <w:ind w:left="0" w:firstLine="709"/>
+        <w:rPr>
+          <w:b/>
+          <w:bCs/>
+        </w:rPr>
+      </w:pPr>
+      <w:bookmarkStart w:id="10" w:name="_heading=h.2et92p0" w:colFirst="0" w:colLast="0"/>
+      <w:bookmarkStart w:id="11" w:name="_Toc210085884"/>
+      <w:bookmarkEnd w:id="10"/>
+      <w:r>
+        <w:rPr>
+          <w:b/>
+          <w:bCs/>
+          <w:lang w:val="ru-RU"/>
+        </w:rPr>
+        <w:t xml:space="preserve">Плановые сроки начала и окончания работ по созданию </w:t>
+      </w:r>
+      <w:r>
+        <w:rPr>
+          <w:b/>
+          <w:bCs/>
+        </w:rPr>
+        <w:t>АС</w:t>
+      </w:r>
+      <w:bookmarkEnd w:id="11"/>
     </w:p>
     <w:p>
       <w:pPr>
         <w:pStyle w:val="ExampleTitle"/>
+        <w:numPr>
+          <w:ilvl w:val="0"/>
+          <w:numId w:val="0"/>
+        </w:numPr>
+        <w:ind w:left="420" w:hanging="420"/>
+      </w:pPr>
+    </w:p>
+    <w:p>
+      <w:pPr>
+        <w:tabs>
+          <w:tab w:val="left" w:pos="567"/>
+        </w:tabs>
+        <w:ind w:firstLine="709"/>
+        <w:rPr>
+          <w:lang w:val="ru-RU"/>
+        </w:rPr>
+      </w:pPr>
+      <w:r>
+        <w:rPr>
+          <w:lang w:val="ru-RU"/>
+        </w:rPr>
+        <w:t>Плановый срок начала работ: с 2</w:t>
+      </w:r>
+      <w:r>
+        <w:rPr>
+          <w:lang w:val="ru-RU"/>
+        </w:rPr>
+        <w:t>3</w:t>
+      </w:r>
+      <w:r>
+        <w:rPr>
+          <w:lang w:val="ru-RU"/>
+        </w:rPr>
+        <w:t xml:space="preserve"> </w:t>
+      </w:r>
+      <w:r>
+        <w:rPr>
+          <w:lang w:val="ru-RU"/>
+        </w:rPr>
+        <w:t>сентября 202</w:t>
+      </w:r>
+      <w:r>
+        <w:rPr>
+          <w:lang w:val="ru-RU"/>
+        </w:rPr>
+        <w:t>6</w:t>
+      </w:r>
+      <w:r>
+        <w:rPr>
+          <w:lang w:val="ru-RU"/>
+        </w:rPr>
+        <w:t xml:space="preserve"> года.</w:t>
+      </w:r>
+    </w:p>
+    <w:p>
+      <w:pPr>
+        <w:tabs>
+          <w:tab w:val="left" w:pos="567"/>
+        </w:tabs>
+        <w:ind w:firstLine="709"/>
+        <w:rPr>
+          <w:lang w:val="ru-RU"/>
+        </w:rPr>
+      </w:pPr>
+      <w:r>
+        <w:rPr>
+          <w:lang w:val="ru-RU"/>
+        </w:rPr>
+        <w:t>Плановый срок окончания работ: не позднее 29 декабря 202</w:t>
+      </w:r>
+      <w:r>
+        <w:rPr>
+          <w:lang w:val="ru-RU"/>
+        </w:rPr>
+        <w:t>6</w:t>
+      </w:r>
+      <w:r>
+        <w:rPr>
+          <w:lang w:val="ru-RU"/>
+        </w:rPr>
+        <w:t xml:space="preserve"> года.</w:t>
+      </w:r>
+    </w:p>
+    <w:p>
+      <w:pPr>
+        <w:rPr>
+          <w:lang w:val="ru-RU"/>
+        </w:rPr>
+      </w:pPr>
+      <w:r>
+        <w:rPr>
+          <w:lang w:val="ru-RU"/>
+        </w:rPr>
+        <w:br w:type="page"/>
+      </w:r>
+    </w:p>
+    <w:p>
+      <w:pPr>
+        <w:pStyle w:val="ExampleTitle"/>
+        <w:ind w:left="0" w:firstLine="709"/>
+      </w:pPr>
+      <w:bookmarkStart w:id="12" w:name="_heading=h.tyjcwt" w:colFirst="0" w:colLast="0"/>
+      <w:bookmarkStart w:id="13" w:name="_Toc210085885"/>
+      <w:bookmarkEnd w:id="12"/>
+      <w:r>
+        <w:lastRenderedPageBreak/>
+        <w:t>ЦЕЛИ И НАЗНАЧЕНИЕ СОЗДАНИЯ АВТОМАТИЗИРОВАННОЙ СИСТЕМЫ</w:t>
+      </w:r>
+      <w:bookmarkEnd w:id="13"/>
+    </w:p>
+    <w:p>
+      <w:pPr>
+        <w:rPr>
+          <w:lang w:val="ru-RU"/>
+        </w:rPr>
+      </w:pPr>
+    </w:p>
+    <w:p>
+      <w:pPr>
+        <w:pStyle w:val="ExampleSubTitle"/>
+        <w:ind w:left="0" w:firstLine="709"/>
+        <w:rPr>
+          <w:b/>
+          <w:bCs/>
+        </w:rPr>
+      </w:pPr>
+      <w:bookmarkStart w:id="14" w:name="_heading=h.3dy6vkm" w:colFirst="0" w:colLast="0"/>
+      <w:bookmarkStart w:id="15" w:name="_Toc210085886"/>
+      <w:bookmarkEnd w:id="14"/>
+      <w:proofErr w:type="spellStart"/>
+      <w:r>
+        <w:rPr>
+          <w:b/>
+          <w:bCs/>
+        </w:rPr>
+        <w:t>Цели</w:t>
+      </w:r>
+      <w:proofErr w:type="spellEnd"/>
+      <w:r>
+        <w:rPr>
+          <w:b/>
+          <w:bCs/>
+        </w:rPr>
+        <w:t xml:space="preserve"> </w:t>
+      </w:r>
+      <w:proofErr w:type="spellStart"/>
+      <w:r>
+        <w:rPr>
+          <w:b/>
+          <w:bCs/>
+        </w:rPr>
+        <w:t>создания</w:t>
+      </w:r>
+      <w:proofErr w:type="spellEnd"/>
+      <w:r>
+        <w:rPr>
+          <w:b/>
+          <w:bCs/>
+        </w:rPr>
+        <w:t xml:space="preserve"> АС</w:t>
+      </w:r>
+      <w:bookmarkEnd w:id="15"/>
+    </w:p>
+    <w:p>
+      <w:pPr>
+        <w:pStyle w:val="ExampleSubTitle"/>
         <w:numPr>
           <w:ilvl w:val="0"/>
           <w:numId w:val="0"/>
         </w:numPr>
         <w:ind w:left="420"/>
         <w:jc w:val="both"/>
+        <w:rPr>
+          <w:b/>
+          <w:bCs/>
+        </w:rPr>
+      </w:pPr>
+    </w:p>
+    <w:p>
+      <w:pPr>
+        <w:ind w:firstLine="709"/>
+        <w:rPr>
+          <w:lang w:val="ru-RU"/>
+        </w:rPr>
+      </w:pPr>
+      <w:r>
+        <w:rPr>
+          <w:lang w:val="ru-RU"/>
+        </w:rPr>
+        <w:t>Целями выполнения работ по разработке плагина "</w:t>
+      </w:r>
+      <w:r>
+        <w:rPr>
+          <w:lang w:val="ru-RU"/>
+        </w:rPr>
+        <w:t>Шкив</w:t>
+      </w:r>
+      <w:r>
+        <w:rPr>
+          <w:lang w:val="ru-RU"/>
+        </w:rPr>
+        <w:t xml:space="preserve">" для САПР </w:t>
+      </w:r>
+      <w:r>
+        <w:rPr>
+          <w:lang w:val="ru-RU"/>
+        </w:rPr>
+        <w:t>Компас-</w:t>
+      </w:r>
+      <w:r>
+        <w:rPr>
+          <w:lang w:val="ru-RU"/>
+        </w:rPr>
+        <w:t>3</w:t>
+      </w:r>
+      <w:r>
+        <w:rPr>
+          <w:lang w:val="en-US"/>
+        </w:rPr>
+        <w:t>D</w:t>
+      </w:r>
+      <w:r>
+        <w:rPr>
+          <w:lang w:val="ru-RU"/>
+        </w:rPr>
+        <w:t xml:space="preserve"> является автоматизация построения</w:t>
+      </w:r>
+      <w:r>
+        <w:rPr>
+          <w:lang w:val="ru-RU"/>
+        </w:rPr>
+        <w:t xml:space="preserve"> </w:t>
+      </w:r>
+      <w:r>
+        <w:rPr>
+          <w:lang w:val="ru-RU"/>
+        </w:rPr>
+        <w:t>шкива</w:t>
+      </w:r>
+      <w:r>
+        <w:rPr>
+          <w:lang w:val="ru-RU"/>
+        </w:rPr>
+        <w:t>.</w:t>
+      </w:r>
+    </w:p>
+    <w:p>
+      <w:pPr>
+        <w:ind w:firstLine="709"/>
+        <w:rPr>
+          <w:lang w:val="ru-RU"/>
+        </w:rPr>
       </w:pPr>
     </w:p>
     <w:p>
       <w:pPr>
         <w:pStyle w:val="ExampleSubTitle"/>
-        <w:rPr>
-          <w:lang w:val="ru-RU"/>
-        </w:rPr>
-      </w:pPr>
-      <w:bookmarkStart w:id="4" w:name="_heading=h.30j0zll" w:colFirst="0" w:colLast="0"/>
-      <w:bookmarkStart w:id="5" w:name="_Toc210085881"/>
-      <w:bookmarkEnd w:id="4"/>
-      <w:commentRangeStart w:id="1"/>
-      <w:r>
-        <w:rPr>
-          <w:lang w:val="ru-RU"/>
-        </w:rPr>
-        <w:t>Полное наименование автоматизированной системы</w:t>
-      </w:r>
-      <w:r>
-        <w:rPr>
-          <w:lang w:val="ru-RU"/>
-        </w:rPr>
-        <w:br/>
-        <w:t>и ее условное обозначение</w:t>
-      </w:r>
-      <w:commentRangeEnd w:id="1"/>
-      <w:r>
-        <w:rPr>
-          <w:rStyle w:val="CommentReference"/>
-        </w:rPr>
-        <w:commentReference w:id="1"/>
-      </w:r>
-      <w:bookmarkEnd w:id="5"/>
-    </w:p>
-    <w:p>
-      <w:pPr>
-        <w:spacing w:line="240" w:lineRule="auto"/>
-        <w:rPr>
-          <w:lang w:val="ru-RU"/>
-        </w:rPr>
-      </w:pPr>
-    </w:p>
-    <w:p>
-      <w:pPr>
-        <w:rPr>
-          <w:lang w:val="ru-RU"/>
-        </w:rPr>
-      </w:pPr>
-      <w:commentRangeStart w:id="3"/>
-      <w:r>
-        <w:rPr>
-          <w:lang w:val="ru-RU"/>
-        </w:rPr>
-        <w:t>Разработка плагина "</w:t>
-      </w:r>
-      <w:r>
-        <w:rPr>
-          <w:lang w:val="ru-RU"/>
-        </w:rPr>
-        <w:t>Шкив</w:t>
-      </w:r>
-      <w:r>
-        <w:rPr>
-          <w:lang w:val="ru-RU"/>
-        </w:rPr>
-        <w:t xml:space="preserve">" для системы автоматизированного проектирования (САПР) </w:t>
-      </w:r>
-      <w:r>
-        <w:rPr>
-          <w:lang w:val="ru-RU"/>
-        </w:rPr>
-        <w:t>Компас-3</w:t>
-      </w:r>
-      <w:r>
-        <w:t>D</w:t>
-      </w:r>
-      <w:r>
-        <w:rPr>
-          <w:lang w:val="ru-RU"/>
-        </w:rPr>
-        <w:t>.</w:t>
-      </w:r>
-      <w:commentRangeEnd w:id="3"/>
-      <w:r>
-        <w:rPr>
-          <w:rStyle w:val="CommentReference"/>
-        </w:rPr>
-        <w:commentReference w:id="3"/>
-      </w:r>
-    </w:p>
-    <w:p>
-      <w:pPr>
-        <w:rPr>
-          <w:lang w:val="ru-RU"/>
-        </w:rPr>
-      </w:pPr>
+        <w:ind w:left="0" w:firstLine="709"/>
+        <w:rPr>
+          <w:b/>
+          <w:bCs/>
+        </w:rPr>
+      </w:pPr>
+      <w:bookmarkStart w:id="16" w:name="_heading=h.1t3h5sf" w:colFirst="0" w:colLast="0"/>
+      <w:bookmarkStart w:id="17" w:name="_Toc210085887"/>
+      <w:bookmarkEnd w:id="16"/>
+      <w:proofErr w:type="spellStart"/>
+      <w:r>
+        <w:rPr>
+          <w:b/>
+          <w:bCs/>
+        </w:rPr>
+        <w:t>Назначение</w:t>
+      </w:r>
+      <w:proofErr w:type="spellEnd"/>
+      <w:r>
+        <w:rPr>
+          <w:b/>
+          <w:bCs/>
+        </w:rPr>
+        <w:t xml:space="preserve"> АС</w:t>
+      </w:r>
+      <w:bookmarkEnd w:id="17"/>
     </w:p>
     <w:p>
       <w:pPr>
         <w:pStyle w:val="ExampleSubTitle"/>
-      </w:pPr>
-      <w:bookmarkStart w:id="6" w:name="_heading=h.1fob9te" w:colFirst="0" w:colLast="0"/>
-      <w:bookmarkEnd w:id="6"/>
-      <w:r>
-        <w:rPr>
-          <w:lang w:val="ru-RU"/>
-        </w:rPr>
-        <w:t xml:space="preserve"> </w:t>
-      </w:r>
-      <w:bookmarkStart w:id="7" w:name="_Toc210085882"/>
-      <w:proofErr w:type="spellStart"/>
-      <w:r>
-        <w:t>Наименование</w:t>
-      </w:r>
-      <w:proofErr w:type="spellEnd"/>
-      <w:r>
-        <w:t xml:space="preserve"> </w:t>
-      </w:r>
-      <w:proofErr w:type="spellStart"/>
-      <w:r>
-        <w:t>заказчика</w:t>
-      </w:r>
-      <w:bookmarkEnd w:id="7"/>
-      <w:proofErr w:type="spellEnd"/>
-    </w:p>
-    <w:p>
-      <w:pPr>
-        <w:pStyle w:val="ExampleTitle"/>
         <w:numPr>
           <w:ilvl w:val="0"/>
           <w:numId w:val="0"/>
         </w:numPr>
-        <w:ind w:left="420" w:hanging="420"/>
-      </w:pPr>
-    </w:p>
-    <w:p>
-      <w:pPr>
-        <w:rPr>
-          <w:lang w:val="ru-RU"/>
-        </w:rPr>
-      </w:pPr>
-      <w:r>
-        <w:rPr>
-          <w:lang w:val="ru-RU"/>
-        </w:rPr>
-        <w:t xml:space="preserve">Заказчиком работ является: кандидат технических наук, доцент кафедры компьютерных систем в управлении и проектировании (КСУП) </w:t>
-      </w:r>
-      <w:proofErr w:type="spellStart"/>
-      <w:r>
-        <w:rPr>
-          <w:lang w:val="ru-RU"/>
-        </w:rPr>
-        <w:t>Калентьев</w:t>
-      </w:r>
-      <w:proofErr w:type="spellEnd"/>
-      <w:r>
-        <w:rPr>
-          <w:lang w:val="ru-RU"/>
-        </w:rPr>
-        <w:t xml:space="preserve"> Алексей Анатольевич.</w:t>
-      </w:r>
-    </w:p>
-    <w:p>
-      <w:pPr>
-        <w:rPr>
-          <w:strike/>
-        </w:rPr>
-      </w:pPr>
-      <w:r>
-        <w:rPr>
-          <w:lang w:val="ru-RU"/>
-        </w:rPr>
-        <w:t xml:space="preserve">Адрес заказчика: 634045 Томская область Томск ул. </w:t>
-      </w:r>
-      <w:proofErr w:type="spellStart"/>
-      <w:r>
-        <w:t>Красноармейская</w:t>
-      </w:r>
-      <w:proofErr w:type="spellEnd"/>
-      <w:r>
-        <w:t xml:space="preserve"> 147 СБИ, </w:t>
-      </w:r>
-      <w:proofErr w:type="spellStart"/>
-      <w:r>
-        <w:t>офис</w:t>
-      </w:r>
-      <w:proofErr w:type="spellEnd"/>
-      <w:r>
-        <w:t xml:space="preserve"> 210.</w:t>
-      </w:r>
-    </w:p>
-    <w:p/>
-    <w:p>
-      <w:pPr>
-        <w:pStyle w:val="ExampleSubTitle"/>
-        <w:rPr>
-          <w:lang w:val="ru-RU"/>
-        </w:rPr>
-      </w:pPr>
-      <w:bookmarkStart w:id="8" w:name="_heading=h.3znysh7" w:colFirst="0" w:colLast="0"/>
-      <w:bookmarkStart w:id="9" w:name="_Toc210085883"/>
-      <w:bookmarkEnd w:id="8"/>
-      <w:r>
-        <w:rPr>
-          <w:lang w:val="ru-RU"/>
-        </w:rPr>
-        <w:t>Перечень документов, на основании которых создается АС</w:t>
-      </w:r>
-      <w:bookmarkEnd w:id="9"/>
-    </w:p>
-    <w:p>
-      <w:pPr>
-        <w:rPr>
-          <w:lang w:val="ru-RU"/>
-        </w:rPr>
-      </w:pPr>
-    </w:p>
-    <w:p>
-      <w:pPr>
-        <w:rPr>
-          <w:lang w:val="ru-RU"/>
-        </w:rPr>
-      </w:pPr>
-      <w:r>
-        <w:rPr>
-          <w:lang w:val="ru-RU"/>
-        </w:rPr>
-        <w:t>Выполняемая работа и оформление её результатов должны отвечать требованиям нормативно-правовых актов, а также соответствующих государственных стандартов из числа Комплекса стандартов на автоматизированные системы:</w:t>
-      </w:r>
-    </w:p>
-    <w:p>
-      <w:pPr>
-        <w:pStyle w:val="a0"/>
-      </w:pPr>
-      <w:r>
-        <w:t xml:space="preserve">ГОСТ 34.602-2020 “Информационные технологии. Комплекс стандартов на автоматизированные системы. </w:t>
-      </w:r>
-      <w:r>
-        <w:t>Техническое задание на создание автоматизированной системы”;</w:t>
-      </w:r>
-    </w:p>
-    <w:p>
-      <w:pPr>
-        <w:pStyle w:val="a0"/>
-      </w:pPr>
-      <w:r>
-        <w:t xml:space="preserve">ОС ТУСУР 01-2021 “Образовательный стандарт ВУЗа. Работы студенческие по направлениям подготовки и специальностям технического профиля. </w:t>
-      </w:r>
-      <w:r>
-        <w:t>Общие требования и правила оформления”;</w:t>
-      </w:r>
-    </w:p>
-    <w:p>
-      <w:pPr>
-        <w:pStyle w:val="a0"/>
-      </w:pPr>
-      <w:r>
-        <w:t xml:space="preserve">ОК 012-93 “Общероссийский классификатор изделий и </w:t>
-      </w:r>
-      <w:r>
-        <w:lastRenderedPageBreak/>
-        <w:t>конструкторских документов (классификатор ЕСКД)”;</w:t>
-      </w:r>
-    </w:p>
-    <w:p>
-      <w:pPr>
-        <w:pStyle w:val="a0"/>
-      </w:pPr>
-      <w:r>
-        <w:t>ГОСТ 19.103-77 “Единая система конструкторской документации. Обозначения программ и программных документов”.</w:t>
-      </w:r>
-    </w:p>
-    <w:p>
-      <w:pPr>
-        <w:pStyle w:val="a0"/>
-        <w:numPr>
-          <w:ilvl w:val="0"/>
-          <w:numId w:val="0"/>
-        </w:numPr>
-        <w:ind w:firstLine="570"/>
-      </w:pPr>
-    </w:p>
-    <w:p>
-      <w:pPr>
-        <w:pStyle w:val="ExampleSubTitle"/>
-      </w:pPr>
-      <w:bookmarkStart w:id="10" w:name="_heading=h.2et92p0" w:colFirst="0" w:colLast="0"/>
-      <w:bookmarkStart w:id="11" w:name="_Toc210085884"/>
-      <w:bookmarkEnd w:id="10"/>
-      <w:r>
-        <w:rPr>
-          <w:lang w:val="ru-RU"/>
-        </w:rPr>
-        <w:t xml:space="preserve">Плановые сроки начала и окончания работ по созданию </w:t>
-      </w:r>
-      <w:r>
-        <w:t>АС</w:t>
-      </w:r>
-      <w:bookmarkEnd w:id="11"/>
-    </w:p>
-    <w:p>
-      <w:pPr>
-        <w:pStyle w:val="ExampleTitle"/>
-        <w:numPr>
-          <w:ilvl w:val="0"/>
-          <w:numId w:val="0"/>
-        </w:numPr>
-        <w:ind w:left="420" w:hanging="420"/>
-      </w:pPr>
-    </w:p>
-    <w:p>
-      <w:pPr>
-        <w:rPr>
-          <w:lang w:val="ru-RU"/>
-        </w:rPr>
-      </w:pPr>
-      <w:r>
-        <w:rPr>
-          <w:lang w:val="ru-RU"/>
-        </w:rPr>
-        <w:t>Плановый срок начала работ: с 2</w:t>
-      </w:r>
-      <w:r>
-        <w:rPr>
-          <w:lang w:val="ru-RU"/>
-        </w:rPr>
-        <w:t>3</w:t>
-      </w:r>
-      <w:r>
-        <w:rPr>
-          <w:lang w:val="ru-RU"/>
-        </w:rPr>
-        <w:t xml:space="preserve"> </w:t>
-      </w:r>
-      <w:r>
-        <w:rPr>
-          <w:lang w:val="ru-RU"/>
-        </w:rPr>
-        <w:t>сентября 202</w:t>
-      </w:r>
-      <w:r>
-        <w:rPr>
-          <w:lang w:val="ru-RU"/>
-        </w:rPr>
-        <w:t>6</w:t>
-      </w:r>
-      <w:r>
-        <w:rPr>
-          <w:lang w:val="ru-RU"/>
-        </w:rPr>
-        <w:t xml:space="preserve"> года.</w:t>
-      </w:r>
-    </w:p>
-    <w:p>
-      <w:pPr>
-        <w:rPr>
-          <w:lang w:val="ru-RU"/>
-        </w:rPr>
-      </w:pPr>
-      <w:r>
-        <w:rPr>
-          <w:lang w:val="ru-RU"/>
-        </w:rPr>
-        <w:t>Плановый срок окончания работ: не позднее 29 декабря 202</w:t>
-      </w:r>
-      <w:r>
-        <w:rPr>
-          <w:lang w:val="ru-RU"/>
-        </w:rPr>
-        <w:t>6</w:t>
-      </w:r>
-      <w:r>
-        <w:rPr>
-          <w:lang w:val="ru-RU"/>
-        </w:rPr>
-        <w:t xml:space="preserve"> года.</w:t>
-      </w:r>
-    </w:p>
-    <w:p>
-      <w:pPr>
-        <w:rPr>
-          <w:lang w:val="ru-RU"/>
-        </w:rPr>
-      </w:pPr>
-      <w:r>
-        <w:rPr>
-          <w:lang w:val="ru-RU"/>
-        </w:rPr>
-        <w:br w:type="page"/>
-      </w:r>
-    </w:p>
-    <w:p>
-      <w:pPr>
-        <w:pStyle w:val="ExampleTitle"/>
-      </w:pPr>
-      <w:bookmarkStart w:id="12" w:name="_heading=h.tyjcwt" w:colFirst="0" w:colLast="0"/>
-      <w:bookmarkStart w:id="13" w:name="_Toc210085885"/>
-      <w:bookmarkEnd w:id="12"/>
-      <w:r>
-        <w:lastRenderedPageBreak/>
-        <w:t xml:space="preserve">ЦЕЛИ И НАЗНАЧЕНИЕ СОЗДАНИЯ </w:t>
-      </w:r>
-      <w:r>
-        <w:br/>
-      </w:r>
-      <w:r>
-        <w:t>АВТОМАТИЗИРОВАННОЙ СИСТЕМЫ</w:t>
-      </w:r>
-      <w:bookmarkEnd w:id="13"/>
-    </w:p>
-    <w:p>
-      <w:pPr>
-        <w:rPr>
-          <w:lang w:val="ru-RU"/>
-        </w:rPr>
-      </w:pPr>
-    </w:p>
-    <w:p>
-      <w:pPr>
-        <w:pStyle w:val="ExampleSubTitle"/>
-      </w:pPr>
-      <w:bookmarkStart w:id="14" w:name="_heading=h.3dy6vkm" w:colFirst="0" w:colLast="0"/>
-      <w:bookmarkStart w:id="15" w:name="_Toc210085886"/>
-      <w:bookmarkEnd w:id="14"/>
-      <w:proofErr w:type="spellStart"/>
-      <w:r>
-        <w:t>Цели</w:t>
-      </w:r>
-      <w:proofErr w:type="spellEnd"/>
-      <w:r>
-        <w:t xml:space="preserve"> </w:t>
-      </w:r>
-      <w:proofErr w:type="spellStart"/>
-      <w:r>
-        <w:t>создания</w:t>
-      </w:r>
-      <w:proofErr w:type="spellEnd"/>
-      <w:r>
-        <w:t xml:space="preserve"> АС</w:t>
-      </w:r>
-      <w:bookmarkEnd w:id="15"/>
-    </w:p>
-    <w:p>
-      <w:pPr>
-        <w:rPr>
-          <w:lang w:val="ru-RU"/>
-        </w:rPr>
-      </w:pPr>
-      <w:r>
-        <w:rPr>
-          <w:lang w:val="ru-RU"/>
-        </w:rPr>
-        <w:t>Целями выполнения работ по разработке плагина "</w:t>
-      </w:r>
-      <w:r>
-        <w:rPr>
-          <w:lang w:val="ru-RU"/>
-        </w:rPr>
-        <w:t>Шкив</w:t>
-      </w:r>
-      <w:r>
-        <w:rPr>
-          <w:lang w:val="ru-RU"/>
-        </w:rPr>
-        <w:t xml:space="preserve">" для САПР </w:t>
-      </w:r>
-      <w:r>
-        <w:rPr>
-          <w:lang w:val="ru-RU"/>
-        </w:rPr>
-        <w:t>Компас-</w:t>
-      </w:r>
-      <w:r>
-        <w:rPr>
-          <w:lang w:val="ru-RU"/>
-        </w:rPr>
-        <w:t>3</w:t>
-      </w:r>
-      <w:r>
-        <w:rPr>
-          <w:lang w:val="en-US"/>
-        </w:rPr>
-        <w:t>D</w:t>
-      </w:r>
-      <w:r>
-        <w:rPr>
-          <w:lang w:val="ru-RU"/>
-        </w:rPr>
-        <w:t xml:space="preserve"> является автоматизация построения</w:t>
-      </w:r>
-      <w:r>
-        <w:rPr>
-          <w:lang w:val="ru-RU"/>
-        </w:rPr>
-        <w:t xml:space="preserve"> </w:t>
-      </w:r>
-      <w:r>
-        <w:rPr>
-          <w:lang w:val="ru-RU"/>
-        </w:rPr>
-        <w:t>шкива</w:t>
+        <w:ind w:left="420" w:firstLine="709"/>
+        <w:jc w:val="both"/>
+        <w:rPr>
+          <w:b/>
+          <w:bCs/>
+        </w:rPr>
+      </w:pPr>
+    </w:p>
+    <w:p>
+      <w:pPr>
+        <w:ind w:firstLine="709"/>
+        <w:rPr>
+          <w:lang w:val="ru-RU"/>
+        </w:rPr>
+      </w:pPr>
+      <w:r>
+        <w:rPr>
+          <w:lang w:val="ru-RU"/>
+        </w:rPr>
+        <w:t>Назначение разрабатываемого плагина —</w:t>
+      </w:r>
+      <w:r>
+        <w:rPr>
+          <w:lang w:val="ru-RU"/>
+        </w:rPr>
+        <w:t xml:space="preserve"> ускоренное </w:t>
+      </w:r>
+      <w:r>
+        <w:rPr>
+          <w:lang w:val="ru-RU"/>
+        </w:rPr>
+        <w:t xml:space="preserve">моделирование </w:t>
+      </w:r>
+      <w:r>
+        <w:rPr>
+          <w:lang w:val="ru-RU"/>
+        </w:rPr>
+        <w:t>различных вариаций шкива</w:t>
+      </w:r>
+      <w:r>
+        <w:rPr>
+          <w:lang w:val="ru-RU"/>
+        </w:rPr>
+        <w:t xml:space="preserve"> в системе К</w:t>
+      </w:r>
+      <w:r>
+        <w:rPr>
+          <w:lang w:val="ru-RU"/>
+        </w:rPr>
+        <w:t>омпас</w:t>
+      </w:r>
+      <w:r>
+        <w:rPr>
+          <w:lang w:val="ru-RU"/>
+        </w:rPr>
+        <w:t>-3D. Благодаря данному расширению пользователь может оперативно сформировать 3D-модель с заданными размерами, визуально оценить конструкцию и при необходимости перестроить её под требуемые параметры</w:t>
+      </w:r>
+      <w:r>
+        <w:rPr>
+          <w:lang w:val="ru-RU"/>
+        </w:rPr>
+        <w:t xml:space="preserve">. </w:t>
+      </w:r>
+      <w:r>
+        <w:rPr>
+          <w:lang w:val="ru-RU"/>
+        </w:rPr>
+        <w:t>На рисунке 2.1 представлена модель шкива</w:t>
       </w:r>
       <w:r>
         <w:rPr>
@@ -2656,99 +2860,7 @@
     </w:p>
     <w:p>
       <w:pPr>
-        <w:rPr>
-          <w:lang w:val="ru-RU"/>
-        </w:rPr>
-      </w:pPr>
-    </w:p>
-    <w:p>
-      <w:pPr>
-        <w:pStyle w:val="ExampleSubTitle"/>
-      </w:pPr>
-      <w:bookmarkStart w:id="16" w:name="_heading=h.1t3h5sf" w:colFirst="0" w:colLast="0"/>
-      <w:bookmarkStart w:id="17" w:name="_Toc210085887"/>
-      <w:bookmarkEnd w:id="16"/>
-      <w:proofErr w:type="spellStart"/>
-      <w:r>
-        <w:t>Назначение</w:t>
-      </w:r>
-      <w:proofErr w:type="spellEnd"/>
-      <w:r>
-        <w:t xml:space="preserve"> АС</w:t>
-      </w:r>
-      <w:bookmarkEnd w:id="17"/>
-    </w:p>
-    <w:p/>
-    <w:p>
-      <w:pPr>
-        <w:rPr>
-          <w:lang w:val="ru-RU"/>
-        </w:rPr>
-      </w:pPr>
-      <w:r>
-        <w:rPr>
-          <w:lang w:val="ru-RU"/>
-        </w:rPr>
-        <w:t>Назначение разрабатываемого плагина —</w:t>
-      </w:r>
-      <w:r>
-        <w:rPr>
-          <w:lang w:val="ru-RU"/>
-        </w:rPr>
-        <w:t xml:space="preserve"> ускоренное </w:t>
-      </w:r>
-      <w:r>
-        <w:rPr>
-          <w:lang w:val="ru-RU"/>
-        </w:rPr>
-        <w:t xml:space="preserve">моделирование </w:t>
-      </w:r>
-      <w:r>
-        <w:rPr>
-          <w:lang w:val="ru-RU"/>
-        </w:rPr>
-        <w:t>различных вариаций шкива</w:t>
-      </w:r>
-      <w:r>
-        <w:rPr>
-          <w:lang w:val="ru-RU"/>
-        </w:rPr>
-        <w:t xml:space="preserve"> в системе К</w:t>
-      </w:r>
-      <w:r>
-        <w:rPr>
-          <w:lang w:val="ru-RU"/>
-        </w:rPr>
-        <w:t>омпас</w:t>
-      </w:r>
-      <w:r>
-        <w:rPr>
-          <w:lang w:val="ru-RU"/>
-        </w:rPr>
-        <w:t>-3D. Благодаря данному расширению пользователь может оперативно сформировать 3D-модель с заданными размерами, визуально оценить конструкцию и при необходимости перестроить её под требуемые параметры</w:t>
-      </w:r>
-      <w:r>
-        <w:rPr>
-          <w:lang w:val="ru-RU"/>
-        </w:rPr>
-        <w:t xml:space="preserve">. </w:t>
-      </w:r>
-      <w:r>
-        <w:rPr>
-          <w:lang w:val="ru-RU"/>
-        </w:rPr>
-        <w:t>На рисунке 2.1 представлена модель шкива</w:t>
-      </w:r>
-      <w:r>
-        <w:rPr>
-          <w:lang w:val="ru-RU"/>
-        </w:rPr>
-        <w:t>.</w:t>
-      </w:r>
-    </w:p>
-    <w:p>
-      <w:pPr>
-        <w:ind w:firstLine="0"/>
+        <w:ind w:firstLine="709"/>
         <w:jc w:val="center"/>
         <w:rPr>
           <w:lang w:val="ru-RU"/>
@@ -2811,7 +2923,7 @@
           <w:right w:val="nil"/>
           <w:between w:val="nil"/>
         </w:pBdr>
-        <w:ind w:firstLine="0"/>
+        <w:ind w:firstLine="709"/>
         <w:jc w:val="center"/>
         <w:rPr>
           <w:color w:val="000000"/>
@@ -2863,7 +2975,7 @@
           <w:right w:val="nil"/>
           <w:between w:val="nil"/>
         </w:pBdr>
-        <w:ind w:firstLine="0"/>
+        <w:ind w:firstLine="709"/>
         <w:jc w:val="center"/>
         <w:rPr>
           <w:color w:val="000000"/>
@@ -2880,6 +2992,7 @@
     <w:p>
       <w:pPr>
         <w:pStyle w:val="ExampleTitle"/>
+        <w:ind w:left="0" w:firstLine="709"/>
       </w:pPr>
       <w:bookmarkStart w:id="18" w:name="_heading=h.4d34og8" w:colFirst="0" w:colLast="0"/>
       <w:bookmarkStart w:id="19" w:name="_Toc210085888"/>
@@ -2890,11 +3003,18 @@
       </w:r>
       <w:bookmarkEnd w:id="19"/>
     </w:p>
-    <w:p/>
+    <w:p>
+      <w:pPr>
+        <w:ind w:firstLine="709"/>
+      </w:pPr>
+    </w:p>
     <w:p>
       <w:pPr>
         <w:pStyle w:val="ExampleSubTitle"/>
-        <w:rPr>
+        <w:ind w:left="0" w:firstLine="709"/>
+        <w:rPr>
+          <w:b/>
+          <w:bCs/>
           <w:lang w:val="ru-RU"/>
         </w:rPr>
       </w:pPr>
@@ -2903,6 +3023,8 @@
       <w:bookmarkEnd w:id="20"/>
       <w:r>
         <w:rPr>
+          <w:b/>
+          <w:bCs/>
           <w:lang w:val="ru-RU"/>
         </w:rPr>
         <w:t>Требования к структуре АС в целом</w:t>
@@ -2911,32 +3033,40 @@
     </w:p>
     <w:p>
       <w:pPr>
-        <w:rPr>
-          <w:lang w:val="ru-RU"/>
-        </w:rPr>
-      </w:pPr>
-    </w:p>
-    <w:p>
-      <w:pPr>
-        <w:rPr>
-          <w:lang w:val="ru-RU"/>
-        </w:rPr>
-      </w:pPr>
-      <w:r>
-        <w:rPr>
-          <w:lang w:val="ru-RU"/>
-        </w:rPr>
-        <w:t xml:space="preserve">3.1.1 </w:t>
-      </w:r>
+        <w:ind w:firstLine="0"/>
+        <w:rPr>
+          <w:lang w:val="ru-RU"/>
+        </w:rPr>
+      </w:pPr>
+    </w:p>
+    <w:p>
+      <w:pPr>
+        <w:pStyle w:val="af3"/>
+        <w:numPr>
+          <w:ilvl w:val="2"/>
+          <w:numId w:val="61"/>
+        </w:numPr>
+        <w:ind w:left="0" w:firstLine="709"/>
+        <w:rPr>
+          <w:lang w:val="ru-RU"/>
+        </w:rPr>
+      </w:pPr>
       <w:r>
         <w:rPr>
           <w:lang w:val="ru-RU"/>
         </w:rPr>
         <w:t>Требования к структуре и функционированию системы</w:t>
       </w:r>
-    </w:p>
-    <w:p>
-      <w:pPr>
+      <w:r>
+        <w:rPr>
+          <w:lang w:val="ru-RU"/>
+        </w:rPr>
+        <w:t>.</w:t>
+      </w:r>
+    </w:p>
+    <w:p>
+      <w:pPr>
+        <w:ind w:firstLine="709"/>
         <w:rPr>
           <w:lang w:val="ru-RU"/>
         </w:rPr>
@@ -2950,7 +3080,7 @@
     </w:p>
     <w:p>
       <w:pPr>
-        <w:ind w:firstLine="708"/>
+        <w:ind w:firstLine="709"/>
         <w:rPr>
           <w:lang w:val="ru-RU"/>
         </w:rPr>
@@ -2985,7 +3115,7 @@
     </w:p>
     <w:p>
       <w:pPr>
-        <w:ind w:firstLine="708"/>
+        <w:ind w:firstLine="709"/>
         <w:rPr>
           <w:lang w:val="ru-RU"/>
         </w:rPr>
@@ -3008,15 +3138,15 @@
     </w:p>
     <w:p>
       <w:pPr>
-        <w:ind w:firstLine="720"/>
-        <w:rPr>
-          <w:lang w:val="ru-RU"/>
-        </w:rPr>
-      </w:pPr>
-    </w:p>
-    <w:p>
-      <w:pPr>
-        <w:ind w:firstLine="420"/>
+        <w:ind w:firstLine="709"/>
+        <w:rPr>
+          <w:lang w:val="ru-RU"/>
+        </w:rPr>
+      </w:pPr>
+    </w:p>
+    <w:p>
+      <w:pPr>
+        <w:ind w:firstLine="709"/>
         <w:rPr>
           <w:lang w:val="ru-RU"/>
         </w:rPr>
@@ -3039,6 +3169,7 @@
     <w:p>
       <w:pPr>
         <w:pStyle w:val="a0"/>
+        <w:ind w:firstLine="709"/>
       </w:pPr>
       <w:r>
         <w:t xml:space="preserve">внешний диаметр шкива </w:t>
@@ -3065,6 +3196,7 @@
     <w:p>
       <w:pPr>
         <w:pStyle w:val="a0"/>
+        <w:ind w:firstLine="709"/>
       </w:pPr>
       <w:r>
         <w:t xml:space="preserve">диаметр отверстия под вал </w:t>
@@ -3091,6 +3223,7 @@
     <w:p>
       <w:pPr>
         <w:pStyle w:val="a0"/>
+        <w:ind w:firstLine="709"/>
       </w:pPr>
       <w:r>
         <w:t xml:space="preserve">общая толщина шкива </w:t>
@@ -3111,6 +3244,7 @@
     <w:p>
       <w:pPr>
         <w:pStyle w:val="a0"/>
+        <w:ind w:firstLine="709"/>
       </w:pPr>
       <w:r>
         <w:t xml:space="preserve">ширина паза под ремень </w:t>
@@ -3131,6 +3265,7 @@
     <w:p>
       <w:pPr>
         <w:pStyle w:val="a0"/>
+        <w:ind w:firstLine="709"/>
       </w:pPr>
       <w:r>
         <w:t xml:space="preserve">глубина паза под ремень </w:t>
@@ -3154,6 +3289,7 @@
     <w:p>
       <w:pPr>
         <w:pStyle w:val="a0"/>
+        <w:ind w:firstLine="709"/>
       </w:pPr>
       <w:r>
         <w:t>внешний диаметр должен быть больше диаметра отверстия под вал, не менее 10 мм с каждой стороны (</w:t>
@@ -3189,8 +3325,8 @@
     <w:p>
       <w:pPr>
         <w:pStyle w:val="a0"/>
-      </w:pPr>
-      <w:commentRangeStart w:id="0"/>
+        <w:ind w:firstLine="709"/>
+      </w:pPr>
       <w:r>
         <w:t>внешний диаметр должен быть больше удвоенной глубины паза</w:t>
       </w:r>
@@ -3233,17 +3369,11 @@
       <w:r>
         <w:t>мм);</w:t>
       </w:r>
-      <w:commentRangeEnd w:id="0"/>
-      <w:r>
-        <w:rPr>
-          <w:rStyle w:val="CommentReference"/>
-        </w:rPr>
-        <w:commentReference w:id="0"/>
-      </w:r>
     </w:p>
     <w:p>
       <w:pPr>
         <w:pStyle w:val="a0"/>
+        <w:ind w:firstLine="709"/>
       </w:pPr>
       <w:r>
         <w:t>общая толщина шкива должна быть больше ширины паза под ремень, составлять не менее 4 мм (</w:t>
@@ -3278,6 +3408,103 @@
     </w:p>
     <w:p>
       <w:pPr>
+        <w:pStyle w:val="a0"/>
+        <w:ind w:firstLine="709"/>
+      </w:pPr>
+      <w:r>
+        <w:t xml:space="preserve">внешний диаметр, глубина паза и диаметр отверстия должны совместно удовлетворять условию </w:t>
+      </w:r>
+      <w:r>
+        <w:rPr>
+          <w:lang w:val="en-US"/>
+        </w:rPr>
+        <w:t>D</w:t>
+      </w:r>
+      <w:r>
+        <w:t xml:space="preserve"> </w:t>
+      </w:r>
+      <w:r>
+        <w:t>≥</w:t>
+      </w:r>
+      <w:r>
+        <w:t xml:space="preserve"> </w:t>
+      </w:r>
+      <w:r>
+        <w:t xml:space="preserve">2 </w:t>
+      </w:r>
+      <w:r>
+        <w:t>×</w:t>
+      </w:r>
+      <w:r>
+        <w:t xml:space="preserve"> </w:t>
+      </w:r>
+      <w:r>
+        <w:rPr>
+          <w:lang w:val="en-US"/>
+        </w:rPr>
+        <w:t>h</w:t>
+      </w:r>
+      <w:r>
+        <w:t xml:space="preserve"> + </w:t>
+      </w:r>
+      <w:r>
+        <w:rPr>
+          <w:lang w:val="en-US"/>
+        </w:rPr>
+        <w:t>d</w:t>
+      </w:r>
+      <w:r>
+        <w:t xml:space="preserve"> + </w:t>
+      </w:r>
+      <w:r>
+        <w:t xml:space="preserve">2 </w:t>
+      </w:r>
+      <w:r>
+        <w:t>×</w:t>
+      </w:r>
+      <w:r>
+        <w:t xml:space="preserve"> </w:t>
+      </w:r>
+      <w:r>
+        <w:rPr>
+          <w:lang w:val="en-US"/>
+        </w:rPr>
+        <w:t>M</w:t>
+      </w:r>
+      <w:r>
+        <w:t xml:space="preserve">, </w:t>
+      </w:r>
+      <w:r>
+        <w:t xml:space="preserve">где </w:t>
+      </w:r>
+      <w:r>
+        <w:rPr>
+          <w:lang w:val="en-US"/>
+        </w:rPr>
+        <w:t>M</w:t>
+      </w:r>
+      <w:r>
+        <w:t xml:space="preserve"> – минимальная толщина материала между дном канавки и отверстием под вал (</w:t>
+      </w:r>
+      <w:r>
+        <w:rPr>
+          <w:lang w:val="en-US"/>
+        </w:rPr>
+        <w:t>M</w:t>
+      </w:r>
+      <w:r>
+        <w:t xml:space="preserve"> = 5 </w:t>
+      </w:r>
+      <w:r>
+        <w:t>мм)</w:t>
+      </w:r>
+      <w:r>
+        <w:t>.</w:t>
+      </w:r>
+    </w:p>
+    <w:p>
+      <w:pPr>
+        <w:ind w:firstLine="709"/>
         <w:rPr>
           <w:lang w:val="ru-RU"/>
         </w:rPr>
@@ -3328,7 +3555,14 @@
         <w:rPr>
           <w:lang w:val="ru-RU"/>
         </w:rPr>
-        <w:t>В плагине должны проходить проверки значений, вводимых пользователем</w:t>
+        <w:t xml:space="preserve">В плагине должны проходить проверки </w:t>
+      </w:r>
+      <w:r>
+        <w:rPr>
+          <w:lang w:val="ru-RU"/>
+        </w:rPr>
+        <w:lastRenderedPageBreak/>
+        <w:t>значений, вводимых пользователем</w:t>
       </w:r>
       <w:r>
         <w:rPr>
@@ -3340,240 +3574,343 @@
         <w:rPr>
           <w:lang w:val="ru-RU"/>
         </w:rPr>
-        <w:t xml:space="preserve">. Реализуемый плагин должен обеспечивать обработку ошибочных ситуаций, возникающих в процессе работы. При </w:t>
-      </w:r>
+        <w:t xml:space="preserve">. Реализуемый плагин должен обеспечивать обработку ошибочных ситуаций, возникающих в процессе работы. При нажатии на кнопку «Построить» должна проходить проверка правильности ввода данных. Если данные некорректные, то должно высветиться окно с ошибкой построения и не будут применяться введенные параметры. </w:t>
+      </w:r>
+    </w:p>
+    <w:p>
+      <w:pPr>
+        <w:ind w:firstLine="709"/>
+        <w:rPr>
+          <w:lang w:val="ru-RU"/>
+        </w:rPr>
+      </w:pPr>
+      <w:r>
+        <w:rPr>
+          <w:lang w:val="ru-RU"/>
+        </w:rPr>
+        <w:t xml:space="preserve">3.1.2 </w:t>
+      </w:r>
+      <w:r>
+        <w:rPr>
+          <w:lang w:val="ru-RU"/>
+        </w:rPr>
+        <w:t>Требования к численности и квалификации персонала системы</w:t>
+      </w:r>
+      <w:r>
+        <w:rPr>
+          <w:lang w:val="ru-RU"/>
+        </w:rPr>
+        <w:t>.</w:t>
+      </w:r>
+    </w:p>
+    <w:p>
+      <w:pPr>
+        <w:ind w:firstLine="709"/>
+        <w:rPr>
+          <w:lang w:val="ru-RU"/>
+        </w:rPr>
+      </w:pPr>
+      <w:r>
+        <w:rPr>
+          <w:lang w:val="ru-RU"/>
+        </w:rPr>
+        <w:t>Дополнительные требования к численности и квалификации персонала системы не предъявляются.</w:t>
+      </w:r>
+    </w:p>
+    <w:p>
+      <w:pPr>
+        <w:ind w:firstLine="709"/>
+        <w:rPr>
+          <w:lang w:val="ru-RU"/>
+        </w:rPr>
+      </w:pPr>
+      <w:r>
+        <w:rPr>
+          <w:lang w:val="ru-RU"/>
+        </w:rPr>
+        <w:t xml:space="preserve">3.1.3 </w:t>
+      </w:r>
+      <w:r>
+        <w:rPr>
+          <w:lang w:val="ru-RU"/>
+        </w:rPr>
+        <w:t>Показатели назначения</w:t>
+      </w:r>
+      <w:r>
+        <w:rPr>
+          <w:lang w:val="ru-RU"/>
+        </w:rPr>
+        <w:t>.</w:t>
+      </w:r>
+    </w:p>
+    <w:p>
+      <w:pPr>
+        <w:ind w:firstLine="709"/>
+        <w:rPr>
+          <w:lang w:val="ru-RU"/>
+        </w:rPr>
+      </w:pPr>
+      <w:r>
+        <w:rPr>
+          <w:lang w:val="ru-RU"/>
+        </w:rPr>
+        <w:t>Разработанная система должна обеспечивать следующие показатели назначения:</w:t>
+      </w:r>
+    </w:p>
+    <w:p>
+      <w:pPr>
+        <w:pStyle w:val="a0"/>
+        <w:ind w:firstLine="709"/>
+      </w:pPr>
+      <w:r>
+        <w:t xml:space="preserve">Время построения детали при учете уже запущенной программы САПР не должно превышать </w:t>
+      </w:r>
+      <w:r>
+        <w:t>одной</w:t>
+      </w:r>
+      <w:r>
+        <w:t xml:space="preserve"> минуты;</w:t>
+      </w:r>
+    </w:p>
+    <w:p>
+      <w:pPr>
+        <w:pStyle w:val="a0"/>
+        <w:ind w:firstLine="709"/>
+      </w:pPr>
+      <w:r>
+        <w:t>Система не должна позволять создавать детали с некорректно заданными параметрами.</w:t>
+      </w:r>
+    </w:p>
+    <w:p>
+      <w:pPr>
+        <w:pStyle w:val="a0"/>
+        <w:ind w:firstLine="709"/>
+      </w:pPr>
+      <w:r>
+        <w:t xml:space="preserve">Требования к аппаратной части и масштабированию для обеспечения перечисленных показателей должны быть определены на этапе технического проектирования. </w:t>
+      </w:r>
+    </w:p>
+    <w:p>
+      <w:pPr>
+        <w:ind w:firstLine="709"/>
+        <w:rPr>
+          <w:lang w:val="ru-RU"/>
+        </w:rPr>
+      </w:pPr>
+      <w:r>
+        <w:rPr>
+          <w:lang w:val="ru-RU"/>
+        </w:rPr>
+        <w:t xml:space="preserve">3.1.4 </w:t>
+      </w:r>
+      <w:r>
+        <w:rPr>
+          <w:lang w:val="ru-RU"/>
+        </w:rPr>
+        <w:t>Требования к надежности</w:t>
+      </w:r>
+      <w:r>
+        <w:rPr>
+          <w:lang w:val="ru-RU"/>
+        </w:rPr>
+        <w:t>.</w:t>
+      </w:r>
+    </w:p>
+    <w:p>
+      <w:pPr>
+        <w:ind w:firstLine="709"/>
+        <w:rPr>
+          <w:lang w:val="ru-RU"/>
+        </w:rPr>
+      </w:pPr>
+      <w:r>
+        <w:rPr>
+          <w:lang w:val="ru-RU"/>
+        </w:rPr>
+        <w:t>Дополнительные требования к надежности не предъявляются.</w:t>
+      </w:r>
+    </w:p>
+    <w:p>
+      <w:pPr>
+        <w:ind w:firstLine="709"/>
+        <w:rPr>
+          <w:lang w:val="ru-RU"/>
+        </w:rPr>
+      </w:pPr>
+      <w:r>
+        <w:rPr>
+          <w:lang w:val="ru-RU"/>
+        </w:rPr>
+        <w:t>3.1.5</w:t>
+      </w:r>
+      <w:r>
+        <w:rPr>
+          <w:lang w:val="ru-RU"/>
+        </w:rPr>
+        <w:t xml:space="preserve"> </w:t>
+      </w:r>
+      <w:r>
+        <w:rPr>
+          <w:lang w:val="ru-RU"/>
+        </w:rPr>
+        <w:t>Требования к безопасности</w:t>
+      </w:r>
+      <w:r>
+        <w:rPr>
+          <w:lang w:val="ru-RU"/>
+        </w:rPr>
+        <w:t>.</w:t>
+      </w:r>
+    </w:p>
+    <w:p>
+      <w:pPr>
+        <w:ind w:firstLine="709"/>
+        <w:rPr>
+          <w:lang w:val="ru-RU"/>
+        </w:rPr>
+      </w:pPr>
+      <w:r>
+        <w:rPr>
+          <w:lang w:val="ru-RU"/>
+        </w:rPr>
+        <w:t>Дополнительные требования к безопасности плагина “</w:t>
+      </w:r>
+      <w:r>
+        <w:rPr>
+          <w:lang w:val="ru-RU"/>
+        </w:rPr>
+        <w:t>Шкив</w:t>
+      </w:r>
+      <w:r>
+        <w:rPr>
+          <w:lang w:val="ru-RU"/>
+        </w:rPr>
+        <w:t>” не предъявляются.</w:t>
+      </w:r>
+    </w:p>
+    <w:p>
+      <w:pPr>
+        <w:ind w:firstLine="709"/>
+        <w:rPr>
+          <w:lang w:val="ru-RU"/>
+        </w:rPr>
+      </w:pPr>
+      <w:r>
+        <w:rPr>
+          <w:lang w:val="ru-RU"/>
+        </w:rPr>
+        <w:t>3.1.6</w:t>
+      </w:r>
+      <w:r>
+        <w:rPr>
+          <w:lang w:val="ru-RU"/>
+        </w:rPr>
+        <w:t xml:space="preserve"> </w:t>
+      </w:r>
+      <w:r>
+        <w:rPr>
+          <w:lang w:val="ru-RU"/>
+        </w:rPr>
+        <w:t>Требования к эргономике и технической эстетике</w:t>
+      </w:r>
+      <w:r>
+        <w:rPr>
+          <w:lang w:val="ru-RU"/>
+        </w:rPr>
+        <w:t>.</w:t>
+      </w:r>
+    </w:p>
+    <w:p>
+      <w:pPr>
+        <w:ind w:firstLine="709"/>
+        <w:rPr>
+          <w:lang w:val="ru-RU"/>
+        </w:rPr>
+      </w:pPr>
+      <w:r>
+        <w:rPr>
+          <w:lang w:val="ru-RU"/>
+        </w:rPr>
+        <w:t xml:space="preserve">Пользовательские интерфейсы </w:t>
+      </w:r>
+      <w:r>
+        <w:rPr>
+          <w:lang w:val="ru-RU"/>
+        </w:rPr>
+        <w:t>для всех подсистем,</w:t>
+      </w:r>
+      <w:r>
+        <w:rPr>
+          <w:lang w:val="ru-RU"/>
+        </w:rPr>
+        <w:t xml:space="preserve"> разработанных в рамках создания системы должны быть выполнены в виде </w:t>
+      </w:r>
+      <w:r>
+        <w:t>desktop</w:t>
+      </w:r>
+      <w:r>
+        <w:rPr>
+          <w:lang w:val="ru-RU"/>
+        </w:rPr>
+        <w:t xml:space="preserve">-интерфейсов с помощью фреймворков </w:t>
+      </w:r>
+      <w:proofErr w:type="spellStart"/>
+      <w:r>
+        <w:t>WindowsForms</w:t>
+      </w:r>
+      <w:proofErr w:type="spellEnd"/>
+      <w:r>
+        <w:rPr>
+          <w:lang w:val="ru-RU"/>
+        </w:rPr>
+        <w:t xml:space="preserve">, </w:t>
+      </w:r>
+      <w:r>
+        <w:t>WPF</w:t>
+      </w:r>
+      <w:r>
+        <w:rPr>
+          <w:lang w:val="ru-RU"/>
+        </w:rPr>
+        <w:t xml:space="preserve"> или аналогичных им, позволяющих создавать пользовательские интерфейсы для ОС </w:t>
+      </w:r>
+      <w:r>
+        <w:t>Windows</w:t>
+      </w:r>
+      <w:r>
+        <w:rPr>
+          <w:lang w:val="ru-RU"/>
+        </w:rPr>
+        <w:t xml:space="preserve"> 10 и выше.</w:t>
+      </w:r>
+    </w:p>
+    <w:p>
+      <w:pPr>
+        <w:ind w:firstLine="709"/>
+        <w:rPr>
+          <w:lang w:val="ru-RU"/>
+        </w:rPr>
+      </w:pPr>
       <w:r>
         <w:rPr>
           <w:lang w:val="ru-RU"/>
         </w:rPr>
         <w:lastRenderedPageBreak/>
-        <w:t xml:space="preserve">нажатии на кнопку «Построить» должна проходить проверка правильности ввода данных. Если данные некорректные, то должно высветиться окно с ошибкой построения и не будут применяться введенные параметры. </w:t>
-      </w:r>
-    </w:p>
-    <w:p>
-      <w:pPr>
-        <w:rPr>
-          <w:lang w:val="ru-RU"/>
-        </w:rPr>
-      </w:pPr>
-      <w:r>
-        <w:rPr>
-          <w:lang w:val="ru-RU"/>
-        </w:rPr>
-        <w:t xml:space="preserve">3.1.2 </w:t>
-      </w:r>
-      <w:r>
-        <w:rPr>
-          <w:lang w:val="ru-RU"/>
-        </w:rPr>
-        <w:t>Требования к численности и квалификации персонала системы</w:t>
-      </w:r>
-    </w:p>
-    <w:p>
-      <w:pPr>
-        <w:rPr>
-          <w:lang w:val="ru-RU"/>
-        </w:rPr>
-      </w:pPr>
-      <w:r>
-        <w:rPr>
-          <w:lang w:val="ru-RU"/>
-        </w:rPr>
-        <w:t>Дополнительные требования к численности и квалификации персонала системы не предъявляются.</w:t>
-      </w:r>
-    </w:p>
-    <w:p>
-      <w:pPr>
-        <w:rPr>
-          <w:lang w:val="ru-RU"/>
-        </w:rPr>
-      </w:pPr>
-      <w:r>
-        <w:rPr>
-          <w:lang w:val="ru-RU"/>
-        </w:rPr>
-        <w:t xml:space="preserve">3.1.3 </w:t>
-      </w:r>
-      <w:r>
-        <w:rPr>
-          <w:lang w:val="ru-RU"/>
-        </w:rPr>
-        <w:t>Показатели назначения</w:t>
-      </w:r>
-    </w:p>
-    <w:p>
-      <w:pPr>
-        <w:rPr>
-          <w:lang w:val="ru-RU"/>
-        </w:rPr>
-      </w:pPr>
-      <w:r>
-        <w:rPr>
-          <w:lang w:val="ru-RU"/>
-        </w:rPr>
-        <w:t>Разработанная система должна обеспечивать следующие показатели назначения:</w:t>
-      </w:r>
-    </w:p>
-    <w:p>
-      <w:pPr>
-        <w:pStyle w:val="a0"/>
-      </w:pPr>
-      <w:r>
-        <w:t xml:space="preserve">Время построения детали при учете уже запущенной программы САПР не должно превышать </w:t>
-      </w:r>
-      <w:r>
-        <w:t>одной</w:t>
-      </w:r>
-      <w:r>
-        <w:t xml:space="preserve"> минуты;</w:t>
-      </w:r>
-    </w:p>
-    <w:p>
-      <w:pPr>
-        <w:pStyle w:val="a0"/>
-      </w:pPr>
-      <w:r>
-        <w:t>Система не должна позволять создавать детали с некорректно заданными параметрами.</w:t>
-      </w:r>
-    </w:p>
-    <w:p>
-      <w:pPr>
-        <w:pStyle w:val="a0"/>
-      </w:pPr>
-      <w:r>
-        <w:t xml:space="preserve">Требования к аппаратной части и масштабированию для обеспечения перечисленных показателей должны быть определены на этапе технического проектирования. </w:t>
-      </w:r>
-    </w:p>
-    <w:p>
-      <w:pPr>
-        <w:rPr>
-          <w:lang w:val="ru-RU"/>
-        </w:rPr>
-      </w:pPr>
-      <w:r>
-        <w:rPr>
-          <w:lang w:val="ru-RU"/>
-        </w:rPr>
-        <w:t xml:space="preserve">3.1.4 </w:t>
-      </w:r>
-      <w:r>
-        <w:rPr>
-          <w:lang w:val="ru-RU"/>
-        </w:rPr>
-        <w:t>Требования к надежности</w:t>
-      </w:r>
-    </w:p>
-    <w:p>
-      <w:pPr>
-        <w:rPr>
-          <w:lang w:val="ru-RU"/>
-        </w:rPr>
-      </w:pPr>
-      <w:r>
-        <w:rPr>
-          <w:lang w:val="ru-RU"/>
-        </w:rPr>
-        <w:t>Дополнительные требования к надежности не предъявляются.</w:t>
-      </w:r>
-    </w:p>
-    <w:p>
-      <w:pPr>
-        <w:rPr>
-          <w:lang w:val="ru-RU"/>
-        </w:rPr>
-      </w:pPr>
-      <w:r>
-        <w:rPr>
-          <w:lang w:val="ru-RU"/>
-        </w:rPr>
-        <w:t>3.1.5</w:t>
-      </w:r>
-      <w:r>
-        <w:rPr>
-          <w:lang w:val="ru-RU"/>
-        </w:rPr>
-        <w:t xml:space="preserve"> </w:t>
-      </w:r>
-      <w:r>
-        <w:rPr>
-          <w:lang w:val="ru-RU"/>
-        </w:rPr>
-        <w:t>Требования к безопасности</w:t>
-      </w:r>
-    </w:p>
-    <w:p>
-      <w:pPr>
-        <w:rPr>
-          <w:lang w:val="ru-RU"/>
-        </w:rPr>
-      </w:pPr>
-      <w:r>
-        <w:rPr>
-          <w:lang w:val="ru-RU"/>
-        </w:rPr>
-        <w:t>Дополнительные требования к безопасности плагина “</w:t>
-      </w:r>
-      <w:r>
-        <w:rPr>
-          <w:lang w:val="ru-RU"/>
-        </w:rPr>
-        <w:t>Шкив</w:t>
-      </w:r>
-      <w:r>
-        <w:rPr>
-          <w:lang w:val="ru-RU"/>
-        </w:rPr>
-        <w:t>” не предъявляются.</w:t>
-      </w:r>
-    </w:p>
-    <w:p>
-      <w:pPr>
-        <w:rPr>
-          <w:lang w:val="ru-RU"/>
-        </w:rPr>
-      </w:pPr>
-      <w:r>
-        <w:rPr>
-          <w:lang w:val="ru-RU"/>
-        </w:rPr>
-        <w:t>3.1.6</w:t>
-      </w:r>
-      <w:r>
-        <w:rPr>
-          <w:lang w:val="ru-RU"/>
-        </w:rPr>
-        <w:t xml:space="preserve"> </w:t>
-      </w:r>
-      <w:r>
-        <w:rPr>
-          <w:lang w:val="ru-RU"/>
-        </w:rPr>
-        <w:t>Требования к эргономике и технической эстетике</w:t>
-      </w:r>
-    </w:p>
-    <w:p>
-      <w:pPr>
-        <w:rPr>
-          <w:lang w:val="ru-RU"/>
-        </w:rPr>
-      </w:pPr>
-      <w:r>
-        <w:rPr>
-          <w:lang w:val="ru-RU"/>
-        </w:rPr>
-        <w:t xml:space="preserve">Пользовательские интерфейсы </w:t>
-      </w:r>
-      <w:r>
-        <w:rPr>
-          <w:lang w:val="ru-RU"/>
-        </w:rPr>
-        <w:t>для всех подсистем,</w:t>
-      </w:r>
-      <w:r>
-        <w:rPr>
-          <w:lang w:val="ru-RU"/>
-        </w:rPr>
-        <w:t xml:space="preserve"> разработанных в рамках создания системы должны быть выполнены в виде </w:t>
+        <w:t>Интерфейсы должны быть адаптированы под минимальную высоту экрана 1080 пикселя и ширину экрана 1920.</w:t>
+      </w:r>
+    </w:p>
+    <w:p>
+      <w:pPr>
+        <w:ind w:firstLine="709"/>
+        <w:rPr>
+          <w:lang w:val="ru-RU"/>
+        </w:rPr>
+      </w:pPr>
+      <w:r>
+        <w:rPr>
+          <w:lang w:val="ru-RU"/>
+        </w:rPr>
+        <w:t xml:space="preserve">Элементы интерфейса должны отвечать рекомендациям по верстке интерфейсов </w:t>
       </w:r>
       <w:r>
         <w:t>desktop</w:t>
@@ -3582,76 +3919,12 @@
         <w:rPr>
           <w:lang w:val="ru-RU"/>
         </w:rPr>
-        <w:t xml:space="preserve">-интерфейсов с помощью фреймворков </w:t>
-      </w:r>
-      <w:proofErr w:type="spellStart"/>
-      <w:r>
-        <w:t>WindowsForms</w:t>
-      </w:r>
-      <w:proofErr w:type="spellEnd"/>
-      <w:r>
-        <w:rPr>
-          <w:lang w:val="ru-RU"/>
-        </w:rPr>
-        <w:t xml:space="preserve">, </w:t>
-      </w:r>
-      <w:r>
-        <w:t>WPF</w:t>
-      </w:r>
-      <w:r>
-        <w:rPr>
-          <w:lang w:val="ru-RU"/>
-        </w:rPr>
-        <w:t xml:space="preserve"> или аналогичных им, позволяющих создавать пользовательские интерфейсы для ОС </w:t>
-      </w:r>
-      <w:r>
-        <w:t>Windows</w:t>
-      </w:r>
-      <w:r>
-        <w:rPr>
-          <w:lang w:val="ru-RU"/>
-        </w:rPr>
-        <w:t xml:space="preserve"> 10 и выше.</w:t>
-      </w:r>
-    </w:p>
-    <w:p>
-      <w:pPr>
-        <w:rPr>
-          <w:lang w:val="ru-RU"/>
-        </w:rPr>
-      </w:pPr>
-      <w:r>
-        <w:rPr>
-          <w:lang w:val="ru-RU"/>
-        </w:rPr>
-        <w:t>Интерфейсы должны быть адаптированы под минимальную высоту экрана 1080 пикселя и ширину экрана 1920.</w:t>
-      </w:r>
-    </w:p>
-    <w:p>
-      <w:pPr>
-        <w:rPr>
-          <w:lang w:val="ru-RU"/>
-        </w:rPr>
-      </w:pPr>
-      <w:r>
-        <w:rPr>
-          <w:lang w:val="ru-RU"/>
-        </w:rPr>
-        <w:lastRenderedPageBreak/>
-        <w:t xml:space="preserve">Элементы интерфейса должны отвечать рекомендациям по верстке интерфейсов </w:t>
-      </w:r>
-      <w:r>
-        <w:t>desktop</w:t>
-      </w:r>
-      <w:r>
-        <w:rPr>
-          <w:lang w:val="ru-RU"/>
-        </w:rPr>
         <w:t>-приложений указанным в источнике [1].</w:t>
       </w:r>
     </w:p>
     <w:p>
       <w:pPr>
+        <w:ind w:firstLine="709"/>
         <w:rPr>
           <w:lang w:val="ru-RU"/>
         </w:rPr>
@@ -3668,9 +3941,16 @@
         </w:rPr>
         <w:t>Требования к эксплуатации, техническому обслуживанию, ремонту и хранению компонентов системы</w:t>
       </w:r>
-    </w:p>
-    <w:p>
-      <w:pPr>
+      <w:r>
+        <w:rPr>
+          <w:lang w:val="ru-RU"/>
+        </w:rPr>
+        <w:t>.</w:t>
+      </w:r>
+    </w:p>
+    <w:p>
+      <w:pPr>
+        <w:ind w:firstLine="709"/>
         <w:rPr>
           <w:lang w:val="ru-RU"/>
         </w:rPr>
@@ -3684,6 +3964,7 @@
     </w:p>
     <w:p>
       <w:pPr>
+        <w:ind w:firstLine="709"/>
         <w:rPr>
           <w:lang w:val="ru-RU"/>
         </w:rPr>
@@ -3700,9 +3981,16 @@
         </w:rPr>
         <w:t>Требования к защите информации от несанкционированного доступа</w:t>
       </w:r>
-    </w:p>
-    <w:p>
-      <w:pPr>
+      <w:r>
+        <w:rPr>
+          <w:lang w:val="ru-RU"/>
+        </w:rPr>
+        <w:t>.</w:t>
+      </w:r>
+    </w:p>
+    <w:p>
+      <w:pPr>
+        <w:ind w:firstLine="709"/>
         <w:rPr>
           <w:lang w:val="ru-RU"/>
         </w:rPr>
@@ -3716,6 +4004,7 @@
     </w:p>
     <w:p>
       <w:pPr>
+        <w:ind w:firstLine="709"/>
         <w:rPr>
           <w:lang w:val="ru-RU"/>
         </w:rPr>
@@ -3730,11 +4019,18 @@
         <w:rPr>
           <w:lang w:val="ru-RU"/>
         </w:rPr>
-        <w:t>Требования по сохранности информации при авариях</w:t>
-      </w:r>
-    </w:p>
-    <w:p>
-      <w:pPr>
+        <w:t>Требования по сохранности информации при авария</w:t>
+      </w:r>
+      <w:r>
+        <w:rPr>
+          <w:lang w:val="ru-RU"/>
+        </w:rPr>
+        <w:t>х.</w:t>
+      </w:r>
+    </w:p>
+    <w:p>
+      <w:pPr>
+        <w:ind w:firstLine="709"/>
         <w:rPr>
           <w:lang w:val="ru-RU"/>
         </w:rPr>
@@ -3748,6 +4044,7 @@
     </w:p>
     <w:p>
       <w:pPr>
+        <w:ind w:firstLine="709"/>
         <w:rPr>
           <w:lang w:val="ru-RU"/>
         </w:rPr>
@@ -3764,9 +4061,16 @@
         </w:rPr>
         <w:t>Требования к защите от влияния внешних воздействий</w:t>
       </w:r>
-    </w:p>
-    <w:p>
-      <w:pPr>
+      <w:r>
+        <w:rPr>
+          <w:lang w:val="ru-RU"/>
+        </w:rPr>
+        <w:t>.</w:t>
+      </w:r>
+    </w:p>
+    <w:p>
+      <w:pPr>
+        <w:ind w:firstLine="709"/>
         <w:rPr>
           <w:lang w:val="ru-RU"/>
         </w:rPr>
@@ -3780,6 +4084,7 @@
     </w:p>
     <w:p>
       <w:pPr>
+        <w:ind w:firstLine="709"/>
         <w:rPr>
           <w:lang w:val="ru-RU"/>
         </w:rPr>
@@ -3796,9 +4101,16 @@
         </w:rPr>
         <w:t>Требования к патентной чистоте</w:t>
       </w:r>
-    </w:p>
-    <w:p>
-      <w:pPr>
+      <w:r>
+        <w:rPr>
+          <w:lang w:val="ru-RU"/>
+        </w:rPr>
+        <w:t>.</w:t>
+      </w:r>
+    </w:p>
+    <w:p>
+      <w:pPr>
+        <w:ind w:firstLine="709"/>
         <w:rPr>
           <w:lang w:val="ru-RU"/>
         </w:rPr>
@@ -3812,6 +4124,7 @@
     </w:p>
     <w:p>
       <w:pPr>
+        <w:ind w:firstLine="709"/>
         <w:rPr>
           <w:lang w:val="ru-RU"/>
         </w:rPr>
@@ -3828,9 +4141,16 @@
         </w:rPr>
         <w:t>Требования по стандартизации и унификации</w:t>
       </w:r>
-    </w:p>
-    <w:p>
-      <w:pPr>
+      <w:r>
+        <w:rPr>
+          <w:lang w:val="ru-RU"/>
+        </w:rPr>
+        <w:t>.</w:t>
+      </w:r>
+    </w:p>
+    <w:p>
+      <w:pPr>
+        <w:ind w:firstLine="709"/>
         <w:rPr>
           <w:lang w:val="ru-RU"/>
         </w:rPr>
@@ -3874,6 +4194,47 @@
     </w:p>
     <w:p>
       <w:pPr>
+        <w:ind w:firstLine="709"/>
+        <w:rPr>
+          <w:lang w:val="ru-RU"/>
+        </w:rPr>
+      </w:pPr>
+    </w:p>
+    <w:p>
+      <w:pPr>
+        <w:ind w:firstLine="709"/>
+        <w:rPr>
+          <w:lang w:val="ru-RU"/>
+        </w:rPr>
+      </w:pPr>
+    </w:p>
+    <w:p>
+      <w:pPr>
+        <w:ind w:firstLine="709"/>
+        <w:rPr>
+          <w:lang w:val="ru-RU"/>
+        </w:rPr>
+      </w:pPr>
+    </w:p>
+    <w:p>
+      <w:pPr>
+        <w:ind w:firstLine="709"/>
+        <w:rPr>
+          <w:lang w:val="ru-RU"/>
+        </w:rPr>
+      </w:pPr>
+    </w:p>
+    <w:p>
+      <w:pPr>
+        <w:ind w:firstLine="709"/>
+        <w:rPr>
+          <w:lang w:val="ru-RU"/>
+        </w:rPr>
+      </w:pPr>
+    </w:p>
+    <w:p>
+      <w:pPr>
+        <w:ind w:firstLine="709"/>
         <w:rPr>
           <w:lang w:val="ru-RU"/>
         </w:rPr>
@@ -3882,7 +4243,10 @@
     <w:p>
       <w:pPr>
         <w:pStyle w:val="ExampleSubTitle"/>
-        <w:rPr>
+        <w:ind w:left="0" w:firstLine="709"/>
+        <w:rPr>
+          <w:b/>
+          <w:bCs/>
           <w:lang w:val="ru-RU"/>
         </w:rPr>
       </w:pPr>
@@ -3891,21 +4255,26 @@
       <w:bookmarkEnd w:id="22"/>
       <w:r>
         <w:rPr>
-          <w:lang w:val="ru-RU"/>
-        </w:rPr>
+          <w:b/>
+          <w:bCs/>
+          <w:lang w:val="ru-RU"/>
+        </w:rPr>
+        <w:lastRenderedPageBreak/>
         <w:t>Требования к функциям (задачам), выполняемым АС</w:t>
       </w:r>
       <w:bookmarkEnd w:id="23"/>
     </w:p>
     <w:p>
       <w:pPr>
-        <w:rPr>
-          <w:lang w:val="ru-RU"/>
-        </w:rPr>
-      </w:pPr>
-    </w:p>
-    <w:p>
-      <w:pPr>
+        <w:ind w:firstLine="709"/>
+        <w:rPr>
+          <w:lang w:val="ru-RU"/>
+        </w:rPr>
+      </w:pPr>
+    </w:p>
+    <w:p>
+      <w:pPr>
+        <w:ind w:firstLine="709"/>
         <w:rPr>
           <w:lang w:val="ru-RU"/>
         </w:rPr>
@@ -3922,9 +4291,16 @@
         </w:rPr>
         <w:t>Перечень функций, задач или их комплексов</w:t>
       </w:r>
-    </w:p>
-    <w:p>
-      <w:pPr>
+      <w:r>
+        <w:rPr>
+          <w:lang w:val="ru-RU"/>
+        </w:rPr>
+        <w:t>.</w:t>
+      </w:r>
+    </w:p>
+    <w:p>
+      <w:pPr>
+        <w:ind w:firstLine="709"/>
         <w:rPr>
           <w:lang w:val="ru-RU"/>
         </w:rPr>
@@ -3938,15 +4314,15 @@
     </w:p>
     <w:p>
       <w:pPr>
-        <w:rPr>
-          <w:lang w:val="ru-RU"/>
-        </w:rPr>
-      </w:pPr>
-      <w:r>
-        <w:rPr>
-          <w:lang w:val="ru-RU"/>
-        </w:rPr>
-        <w:lastRenderedPageBreak/>
+        <w:ind w:firstLine="709"/>
+        <w:rPr>
+          <w:lang w:val="ru-RU"/>
+        </w:rPr>
+      </w:pPr>
+      <w:r>
+        <w:rPr>
+          <w:lang w:val="ru-RU"/>
+        </w:rPr>
         <w:t xml:space="preserve">В рамках задачи </w:t>
       </w:r>
       <w:r>
@@ -4060,6 +4436,7 @@
     </w:p>
     <w:p>
       <w:pPr>
+        <w:ind w:firstLine="709"/>
         <w:rPr>
           <w:lang w:val="ru-RU"/>
         </w:rPr>
@@ -4068,7 +4445,10 @@
     <w:p>
       <w:pPr>
         <w:pStyle w:val="ExampleSubTitle"/>
-        <w:rPr>
+        <w:ind w:left="0" w:firstLine="709"/>
+        <w:rPr>
+          <w:b/>
+          <w:bCs/>
           <w:lang w:val="ru-RU"/>
         </w:rPr>
       </w:pPr>
@@ -4077,6 +4457,8 @@
       <w:bookmarkEnd w:id="24"/>
       <w:r>
         <w:rPr>
+          <w:b/>
+          <w:bCs/>
           <w:lang w:val="ru-RU"/>
         </w:rPr>
         <w:t>Требования к видам обеспечения АС</w:t>
@@ -4085,13 +4467,15 @@
     </w:p>
     <w:p>
       <w:pPr>
-        <w:rPr>
-          <w:lang w:val="ru-RU"/>
-        </w:rPr>
-      </w:pPr>
-    </w:p>
-    <w:p>
-      <w:pPr>
+        <w:ind w:firstLine="709"/>
+        <w:rPr>
+          <w:lang w:val="ru-RU"/>
+        </w:rPr>
+      </w:pPr>
+    </w:p>
+    <w:p>
+      <w:pPr>
+        <w:ind w:firstLine="709"/>
         <w:rPr>
           <w:lang w:val="ru-RU"/>
         </w:rPr>
@@ -4108,9 +4492,16 @@
         </w:rPr>
         <w:t>Требования к математическому обеспечению системы</w:t>
       </w:r>
-    </w:p>
-    <w:p>
-      <w:pPr>
+      <w:r>
+        <w:rPr>
+          <w:lang w:val="ru-RU"/>
+        </w:rPr>
+        <w:t>.</w:t>
+      </w:r>
+    </w:p>
+    <w:p>
+      <w:pPr>
+        <w:ind w:firstLine="709"/>
         <w:rPr>
           <w:lang w:val="ru-RU"/>
         </w:rPr>
@@ -4124,6 +4515,7 @@
     </w:p>
     <w:p>
       <w:pPr>
+        <w:ind w:firstLine="709"/>
         <w:rPr>
           <w:lang w:val="ru-RU"/>
         </w:rPr>
@@ -4140,9 +4532,16 @@
         </w:rPr>
         <w:t>Требования к информационному обеспечению системы</w:t>
       </w:r>
-    </w:p>
-    <w:p>
-      <w:pPr>
+      <w:r>
+        <w:rPr>
+          <w:lang w:val="ru-RU"/>
+        </w:rPr>
+        <w:t>.</w:t>
+      </w:r>
+    </w:p>
+    <w:p>
+      <w:pPr>
+        <w:ind w:firstLine="709"/>
         <w:rPr>
           <w:lang w:val="ru-RU"/>
         </w:rPr>
@@ -4156,6 +4555,7 @@
     </w:p>
     <w:p>
       <w:pPr>
+        <w:ind w:firstLine="709"/>
         <w:rPr>
           <w:lang w:val="ru-RU"/>
         </w:rPr>
@@ -4172,9 +4572,16 @@
         </w:rPr>
         <w:t>Требования к лингвистическому обеспечению системы</w:t>
       </w:r>
-    </w:p>
-    <w:p>
-      <w:pPr>
+      <w:r>
+        <w:rPr>
+          <w:lang w:val="ru-RU"/>
+        </w:rPr>
+        <w:t>.</w:t>
+      </w:r>
+    </w:p>
+    <w:p>
+      <w:pPr>
+        <w:ind w:firstLine="709"/>
         <w:rPr>
           <w:lang w:val="ru-RU"/>
         </w:rPr>
@@ -4188,6 +4595,7 @@
     </w:p>
     <w:p>
       <w:pPr>
+        <w:ind w:firstLine="709"/>
         <w:rPr>
           <w:lang w:val="ru-RU"/>
         </w:rPr>
@@ -4204,9 +4612,16 @@
         </w:rPr>
         <w:t>Требования к программному обеспечению системы</w:t>
       </w:r>
-    </w:p>
-    <w:p>
-      <w:pPr>
+      <w:r>
+        <w:rPr>
+          <w:lang w:val="ru-RU"/>
+        </w:rPr>
+        <w:t>.</w:t>
+      </w:r>
+    </w:p>
+    <w:p>
+      <w:pPr>
+        <w:ind w:firstLine="709"/>
         <w:rPr>
           <w:lang w:val="ru-RU"/>
         </w:rPr>
@@ -4271,14 +4686,16 @@
     </w:p>
     <w:p>
       <w:pPr>
-        <w:rPr>
-          <w:lang w:val="ru-RU"/>
-        </w:rPr>
-      </w:pPr>
-      <w:r>
-        <w:rPr>
-          <w:lang w:val="ru-RU"/>
-        </w:rPr>
+        <w:ind w:firstLine="709"/>
+        <w:rPr>
+          <w:lang w:val="ru-RU"/>
+        </w:rPr>
+      </w:pPr>
+      <w:r>
+        <w:rPr>
+          <w:lang w:val="ru-RU"/>
+        </w:rPr>
+        <w:lastRenderedPageBreak/>
         <w:t>Помимо этого,</w:t>
       </w:r>
       <w:r>
@@ -4326,6 +4743,7 @@
     </w:p>
     <w:p>
       <w:pPr>
+        <w:ind w:firstLine="709"/>
         <w:rPr>
           <w:lang w:val="ru-RU"/>
         </w:rPr>
@@ -4341,6 +4759,12 @@
           <w:lang w:val="ru-RU"/>
         </w:rPr>
         <w:t>Требования к техническому обеспечению системы</w:t>
+      </w:r>
+      <w:r>
+        <w:rPr>
+          <w:lang w:val="ru-RU"/>
+        </w:rPr>
+        <w:t>.</w:t>
       </w:r>
     </w:p>
     <w:p>
@@ -4350,6 +4774,7 @@
           <w:ilvl w:val="0"/>
           <w:numId w:val="65"/>
         </w:numPr>
+        <w:ind w:firstLine="709"/>
         <w:rPr>
           <w:lang w:val="ru-RU"/>
         </w:rPr>
@@ -4368,6 +4793,7 @@
           <w:ilvl w:val="0"/>
           <w:numId w:val="65"/>
         </w:numPr>
+        <w:ind w:firstLine="709"/>
         <w:rPr>
           <w:lang w:val="ru-RU"/>
         </w:rPr>
@@ -4386,6 +4812,7 @@
           <w:ilvl w:val="0"/>
           <w:numId w:val="65"/>
         </w:numPr>
+        <w:ind w:firstLine="709"/>
         <w:rPr>
           <w:lang w:val="ru-RU"/>
         </w:rPr>
@@ -4404,15 +4831,15 @@
           <w:ilvl w:val="0"/>
           <w:numId w:val="65"/>
         </w:numPr>
-        <w:rPr>
-          <w:lang w:val="ru-RU"/>
-        </w:rPr>
-      </w:pPr>
-      <w:r>
-        <w:rPr>
-          <w:lang w:val="ru-RU"/>
-        </w:rPr>
-        <w:lastRenderedPageBreak/>
+        <w:ind w:firstLine="709"/>
+        <w:rPr>
+          <w:lang w:val="ru-RU"/>
+        </w:rPr>
+      </w:pPr>
+      <w:r>
+        <w:rPr>
+          <w:lang w:val="ru-RU"/>
+        </w:rPr>
         <w:t xml:space="preserve">графический процессор с объемом памяти 1 ГБ, пропускной способностью 29 ГБ/с и поддержкой </w:t>
       </w:r>
       <w:r>
@@ -4427,6 +4854,7 @@
     </w:p>
     <w:p>
       <w:pPr>
+        <w:ind w:firstLine="709"/>
         <w:rPr>
           <w:lang w:val="ru-RU"/>
         </w:rPr>
@@ -4443,9 +4871,16 @@
         </w:rPr>
         <w:t>Требования к метрологическому обеспечению</w:t>
       </w:r>
-    </w:p>
-    <w:p>
-      <w:pPr>
+      <w:r>
+        <w:rPr>
+          <w:lang w:val="ru-RU"/>
+        </w:rPr>
+        <w:t>.</w:t>
+      </w:r>
+    </w:p>
+    <w:p>
+      <w:pPr>
+        <w:ind w:firstLine="709"/>
         <w:rPr>
           <w:lang w:val="ru-RU"/>
         </w:rPr>
@@ -4459,6 +4894,7 @@
     </w:p>
     <w:p>
       <w:pPr>
+        <w:ind w:firstLine="709"/>
         <w:rPr>
           <w:lang w:val="ru-RU"/>
         </w:rPr>
@@ -4475,9 +4911,16 @@
         </w:rPr>
         <w:t>Требования к организационному обеспечению</w:t>
       </w:r>
-    </w:p>
-    <w:p>
-      <w:pPr>
+      <w:r>
+        <w:rPr>
+          <w:lang w:val="ru-RU"/>
+        </w:rPr>
+        <w:t>.</w:t>
+      </w:r>
+    </w:p>
+    <w:p>
+      <w:pPr>
+        <w:ind w:firstLine="709"/>
         <w:rPr>
           <w:lang w:val="ru-RU"/>
         </w:rPr>
@@ -4491,6 +4934,7 @@
     </w:p>
     <w:p>
       <w:pPr>
+        <w:ind w:firstLine="709"/>
         <w:rPr>
           <w:lang w:val="ru-RU"/>
         </w:rPr>
@@ -4499,7 +4943,10 @@
     <w:p>
       <w:pPr>
         <w:pStyle w:val="ExampleSubTitle"/>
-        <w:rPr>
+        <w:ind w:left="0" w:firstLine="709"/>
+        <w:rPr>
+          <w:b/>
+          <w:bCs/>
           <w:lang w:val="ru-RU"/>
         </w:rPr>
       </w:pPr>
@@ -4508,6 +4955,8 @@
       <w:bookmarkEnd w:id="26"/>
       <w:r>
         <w:rPr>
+          <w:b/>
+          <w:bCs/>
           <w:lang w:val="ru-RU"/>
         </w:rPr>
         <w:t>Общие технические требования к АС</w:t>
@@ -4516,13 +4965,15 @@
     </w:p>
     <w:p>
       <w:pPr>
-        <w:rPr>
-          <w:lang w:val="ru-RU"/>
-        </w:rPr>
-      </w:pPr>
-    </w:p>
-    <w:p>
-      <w:pPr>
+        <w:ind w:firstLine="709"/>
+        <w:rPr>
+          <w:lang w:val="ru-RU"/>
+        </w:rPr>
+      </w:pPr>
+    </w:p>
+    <w:p>
+      <w:pPr>
+        <w:ind w:firstLine="709"/>
         <w:rPr>
           <w:lang w:val="ru-RU"/>
         </w:rPr>
@@ -4543,7 +4994,7 @@
     <w:p>
       <w:pPr>
         <w:spacing w:after="160" w:line="259" w:lineRule="auto"/>
-        <w:ind w:firstLine="0"/>
+        <w:ind w:firstLine="709"/>
         <w:jc w:val="left"/>
         <w:rPr>
           <w:b/>
@@ -4555,10 +5006,11 @@
           <w:footerReference w:type="default" r:id="rId10"/>
           <w:footerReference w:type="first" r:id="rId11"/>
           <w:pgSz w:w="11906" w:h="16838"/>
-          <w:pgMar w:top="1134" w:right="850" w:bottom="1134" w:left="1700" w:header="708" w:footer="708" w:gutter="0"/>
+          <w:pgMar w:top="1134" w:right="850" w:bottom="1134" w:left="1701" w:header="708" w:footer="708" w:gutter="0"/>
           <w:pgNumType w:start="1"/>
           <w:cols w:space="720"/>
           <w:titlePg/>
+          <w:docGrid w:linePitch="381"/>
         </w:sectPr>
       </w:pPr>
       <w:r>
@@ -4571,33 +5023,28 @@
     <w:p>
       <w:pPr>
         <w:pStyle w:val="ExampleTitle"/>
+        <w:ind w:firstLine="709"/>
       </w:pPr>
       <w:bookmarkStart w:id="28" w:name="_heading=h.lnxbz9" w:colFirst="0" w:colLast="0"/>
       <w:bookmarkStart w:id="29" w:name="_Toc210085893"/>
       <w:bookmarkEnd w:id="28"/>
-      <w:commentRangeStart w:id="5"/>
       <w:r>
         <w:lastRenderedPageBreak/>
         <w:t>СОСТАВ И СОДЕРЖАНИЕ РАБОТ ПО СОЗДАНИЮ АВТОМАТИЗИРОВАННОЙ СИСТЕМЫ</w:t>
       </w:r>
-      <w:commentRangeEnd w:id="5"/>
-      <w:r>
-        <w:rPr>
-          <w:rStyle w:val="CommentReference"/>
-        </w:rPr>
-        <w:commentReference w:id="5"/>
-      </w:r>
       <w:bookmarkEnd w:id="29"/>
     </w:p>
     <w:p>
       <w:pPr>
-        <w:rPr>
-          <w:lang w:val="ru-RU"/>
-        </w:rPr>
-      </w:pPr>
-    </w:p>
-    <w:p>
-      <w:pPr>
+        <w:ind w:firstLine="709"/>
+        <w:rPr>
+          <w:lang w:val="ru-RU"/>
+        </w:rPr>
+      </w:pPr>
+    </w:p>
+    <w:p>
+      <w:pPr>
+        <w:ind w:firstLine="709"/>
         <w:rPr>
           <w:lang w:val="ru-RU"/>
         </w:rPr>
@@ -4650,7 +5097,7 @@
     <w:p>
       <w:pPr>
         <w:spacing w:after="160" w:line="259" w:lineRule="auto"/>
-        <w:ind w:firstLine="0"/>
+        <w:ind w:firstLine="709"/>
         <w:jc w:val="left"/>
         <w:rPr>
           <w:sz w:val="24"/>
@@ -4729,7 +5176,7 @@
           <w:p>
             <w:pPr>
               <w:spacing w:after="160" w:line="240" w:lineRule="auto"/>
-              <w:ind w:firstLine="0"/>
+              <w:ind w:firstLine="709"/>
               <w:jc w:val="center"/>
               <w:rPr>
                 <w:b/>
@@ -4756,7 +5203,7 @@
           <w:p>
             <w:pPr>
               <w:spacing w:after="160" w:line="240" w:lineRule="auto"/>
-              <w:ind w:firstLine="0"/>
+              <w:ind w:firstLine="709"/>
               <w:jc w:val="center"/>
               <w:rPr>
                 <w:b/>
@@ -4783,7 +5230,7 @@
           <w:p>
             <w:pPr>
               <w:spacing w:after="160" w:line="240" w:lineRule="auto"/>
-              <w:ind w:firstLine="0"/>
+              <w:ind w:firstLine="709"/>
               <w:jc w:val="center"/>
               <w:rPr>
                 <w:b/>
@@ -4810,7 +5257,7 @@
           <w:p>
             <w:pPr>
               <w:spacing w:after="160" w:line="240" w:lineRule="auto"/>
-              <w:ind w:firstLine="0"/>
+              <w:ind w:firstLine="709"/>
               <w:jc w:val="center"/>
               <w:rPr>
                 <w:b/>
@@ -4837,7 +5284,7 @@
           <w:p>
             <w:pPr>
               <w:spacing w:after="160" w:line="240" w:lineRule="auto"/>
-              <w:ind w:firstLine="0"/>
+              <w:ind w:firstLine="709"/>
               <w:jc w:val="center"/>
               <w:rPr>
                 <w:b/>
@@ -4864,7 +5311,7 @@
           <w:p>
             <w:pPr>
               <w:spacing w:after="160" w:line="240" w:lineRule="auto"/>
-              <w:ind w:firstLine="0"/>
+              <w:ind w:firstLine="709"/>
               <w:jc w:val="center"/>
               <w:rPr>
                 <w:b/>
@@ -4894,7 +5341,7 @@
           <w:p>
             <w:pPr>
               <w:spacing w:after="160" w:line="240" w:lineRule="auto"/>
-              <w:ind w:firstLine="0"/>
+              <w:ind w:firstLine="709"/>
               <w:jc w:val="left"/>
               <w:rPr>
                 <w:sz w:val="24"/>
@@ -4919,7 +5366,7 @@
           <w:p>
             <w:pPr>
               <w:spacing w:after="160" w:line="240" w:lineRule="auto"/>
-              <w:ind w:firstLine="0"/>
+              <w:ind w:firstLine="709"/>
               <w:jc w:val="left"/>
               <w:rPr>
                 <w:sz w:val="24"/>
@@ -4944,7 +5391,7 @@
           <w:p>
             <w:pPr>
               <w:spacing w:after="160" w:line="240" w:lineRule="auto"/>
-              <w:ind w:firstLine="0"/>
+              <w:ind w:firstLine="709"/>
               <w:jc w:val="left"/>
               <w:rPr>
                 <w:sz w:val="24"/>
@@ -4970,7 +5417,7 @@
           <w:p>
             <w:pPr>
               <w:spacing w:after="160" w:line="240" w:lineRule="auto"/>
-              <w:ind w:firstLine="0"/>
+              <w:ind w:firstLine="709"/>
               <w:jc w:val="center"/>
               <w:rPr>
                 <w:sz w:val="24"/>
@@ -4993,7 +5440,7 @@
           <w:p>
             <w:pPr>
               <w:spacing w:after="160" w:line="240" w:lineRule="auto"/>
-              <w:ind w:firstLine="0"/>
+              <w:ind w:firstLine="709"/>
               <w:jc w:val="left"/>
               <w:rPr>
                 <w:sz w:val="24"/>
@@ -5011,7 +5458,7 @@
           <w:p>
             <w:pPr>
               <w:spacing w:after="160" w:line="240" w:lineRule="auto"/>
-              <w:ind w:firstLine="0"/>
+              <w:ind w:firstLine="709"/>
               <w:jc w:val="left"/>
               <w:rPr>
                 <w:sz w:val="24"/>
@@ -5034,7 +5481,7 @@
           <w:p>
             <w:pPr>
               <w:spacing w:after="160" w:line="240" w:lineRule="auto"/>
-              <w:ind w:firstLine="0"/>
+              <w:ind w:firstLine="709"/>
               <w:jc w:val="left"/>
               <w:rPr>
                 <w:sz w:val="24"/>
@@ -5102,7 +5549,7 @@
           <w:p>
             <w:pPr>
               <w:spacing w:after="160" w:line="240" w:lineRule="auto"/>
-              <w:ind w:firstLine="0"/>
+              <w:ind w:firstLine="709"/>
               <w:jc w:val="left"/>
               <w:rPr>
                 <w:sz w:val="24"/>
@@ -5127,7 +5574,7 @@
           <w:p>
             <w:pPr>
               <w:spacing w:after="160" w:line="240" w:lineRule="auto"/>
-              <w:ind w:firstLine="0"/>
+              <w:ind w:firstLine="709"/>
               <w:jc w:val="left"/>
               <w:rPr>
                 <w:sz w:val="24"/>
@@ -5152,7 +5599,7 @@
           <w:p>
             <w:pPr>
               <w:spacing w:after="160" w:line="240" w:lineRule="auto"/>
-              <w:ind w:firstLine="0"/>
+              <w:ind w:firstLine="709"/>
               <w:jc w:val="left"/>
               <w:rPr>
                 <w:sz w:val="24"/>
@@ -5178,7 +5625,7 @@
           <w:p>
             <w:pPr>
               <w:spacing w:after="160" w:line="240" w:lineRule="auto"/>
-              <w:ind w:firstLine="0"/>
+              <w:ind w:firstLine="709"/>
               <w:jc w:val="center"/>
               <w:rPr>
                 <w:sz w:val="24"/>
@@ -5201,7 +5648,7 @@
           <w:p>
             <w:pPr>
               <w:spacing w:after="160" w:line="240" w:lineRule="auto"/>
-              <w:ind w:firstLine="0"/>
+              <w:ind w:firstLine="709"/>
               <w:jc w:val="left"/>
               <w:rPr>
                 <w:sz w:val="24"/>
@@ -5219,7 +5666,7 @@
           <w:p>
             <w:pPr>
               <w:spacing w:after="160" w:line="240" w:lineRule="auto"/>
-              <w:ind w:firstLine="0"/>
+              <w:ind w:firstLine="709"/>
               <w:jc w:val="left"/>
               <w:rPr>
                 <w:sz w:val="24"/>
@@ -5242,7 +5689,7 @@
           <w:p>
             <w:pPr>
               <w:spacing w:after="160" w:line="240" w:lineRule="auto"/>
-              <w:ind w:firstLine="0"/>
+              <w:ind w:firstLine="709"/>
               <w:jc w:val="left"/>
               <w:rPr>
                 <w:sz w:val="24"/>
@@ -5298,7 +5745,7 @@
           <w:p>
             <w:pPr>
               <w:spacing w:after="160" w:line="240" w:lineRule="auto"/>
-              <w:ind w:firstLine="0"/>
+              <w:ind w:firstLine="709"/>
               <w:jc w:val="left"/>
               <w:rPr>
                 <w:sz w:val="24"/>
@@ -5324,7 +5771,7 @@
           <w:p>
             <w:pPr>
               <w:spacing w:after="160" w:line="240" w:lineRule="auto"/>
-              <w:ind w:firstLine="0"/>
+              <w:ind w:firstLine="709"/>
               <w:jc w:val="left"/>
               <w:rPr>
                 <w:sz w:val="24"/>
@@ -5349,7 +5796,7 @@
           <w:p>
             <w:pPr>
               <w:spacing w:after="160" w:line="240" w:lineRule="auto"/>
-              <w:ind w:firstLine="0"/>
+              <w:ind w:firstLine="709"/>
               <w:jc w:val="left"/>
               <w:rPr>
                 <w:sz w:val="24"/>
@@ -5376,7 +5823,7 @@
           <w:p>
             <w:pPr>
               <w:spacing w:after="160" w:line="240" w:lineRule="auto"/>
-              <w:ind w:firstLine="0"/>
+              <w:ind w:firstLine="709"/>
               <w:jc w:val="center"/>
               <w:rPr>
                 <w:sz w:val="24"/>
@@ -5400,7 +5847,7 @@
           <w:p>
             <w:pPr>
               <w:spacing w:after="160" w:line="240" w:lineRule="auto"/>
-              <w:ind w:firstLine="0"/>
+              <w:ind w:firstLine="709"/>
               <w:jc w:val="left"/>
               <w:rPr>
                 <w:sz w:val="24"/>
@@ -5424,7 +5871,7 @@
           <w:p>
             <w:pPr>
               <w:spacing w:after="160" w:line="240" w:lineRule="auto"/>
-              <w:ind w:firstLine="0"/>
+              <w:ind w:firstLine="709"/>
               <w:jc w:val="left"/>
               <w:rPr>
                 <w:sz w:val="24"/>
@@ -5512,7 +5959,7 @@
                 <w:between w:val="nil"/>
               </w:pBdr>
               <w:spacing w:line="276" w:lineRule="auto"/>
-              <w:ind w:firstLine="0"/>
+              <w:ind w:firstLine="709"/>
               <w:jc w:val="left"/>
               <w:rPr>
                 <w:sz w:val="24"/>
@@ -5538,7 +5985,7 @@
                 <w:between w:val="nil"/>
               </w:pBdr>
               <w:spacing w:line="276" w:lineRule="auto"/>
-              <w:ind w:firstLine="0"/>
+              <w:ind w:firstLine="709"/>
               <w:jc w:val="left"/>
               <w:rPr>
                 <w:sz w:val="24"/>
@@ -5555,7 +6002,7 @@
           <w:p>
             <w:pPr>
               <w:spacing w:after="160" w:line="240" w:lineRule="auto"/>
-              <w:ind w:firstLine="0"/>
+              <w:ind w:firstLine="709"/>
               <w:jc w:val="left"/>
               <w:rPr>
                 <w:sz w:val="24"/>
@@ -5590,7 +6037,7 @@
                 <w:between w:val="nil"/>
               </w:pBdr>
               <w:spacing w:line="276" w:lineRule="auto"/>
-              <w:ind w:firstLine="0"/>
+              <w:ind w:firstLine="709"/>
               <w:jc w:val="left"/>
               <w:rPr>
                 <w:sz w:val="24"/>
@@ -5616,7 +6063,7 @@
                 <w:between w:val="nil"/>
               </w:pBdr>
               <w:spacing w:line="276" w:lineRule="auto"/>
-              <w:ind w:firstLine="0"/>
+              <w:ind w:firstLine="709"/>
               <w:jc w:val="left"/>
               <w:rPr>
                 <w:sz w:val="24"/>
@@ -5642,7 +6089,7 @@
                 <w:between w:val="nil"/>
               </w:pBdr>
               <w:spacing w:line="276" w:lineRule="auto"/>
-              <w:ind w:firstLine="0"/>
+              <w:ind w:firstLine="709"/>
               <w:jc w:val="left"/>
               <w:rPr>
                 <w:sz w:val="24"/>
@@ -5674,7 +6121,7 @@
                 <w:between w:val="nil"/>
               </w:pBdr>
               <w:spacing w:line="276" w:lineRule="auto"/>
-              <w:ind w:firstLine="0"/>
+              <w:ind w:firstLine="709"/>
               <w:jc w:val="left"/>
               <w:rPr>
                 <w:sz w:val="24"/>
@@ -5700,7 +6147,7 @@
                 <w:between w:val="nil"/>
               </w:pBdr>
               <w:spacing w:line="276" w:lineRule="auto"/>
-              <w:ind w:firstLine="0"/>
+              <w:ind w:firstLine="709"/>
               <w:jc w:val="left"/>
               <w:rPr>
                 <w:sz w:val="24"/>
@@ -5717,7 +6164,7 @@
           <w:p>
             <w:pPr>
               <w:spacing w:after="160" w:line="240" w:lineRule="auto"/>
-              <w:ind w:firstLine="0"/>
+              <w:ind w:firstLine="709"/>
               <w:jc w:val="left"/>
               <w:rPr>
                 <w:sz w:val="24"/>
@@ -5752,7 +6199,7 @@
                 <w:between w:val="nil"/>
               </w:pBdr>
               <w:spacing w:line="276" w:lineRule="auto"/>
-              <w:ind w:firstLine="0"/>
+              <w:ind w:firstLine="709"/>
               <w:jc w:val="left"/>
               <w:rPr>
                 <w:sz w:val="24"/>
@@ -5777,7 +6224,7 @@
                 <w:between w:val="nil"/>
               </w:pBdr>
               <w:spacing w:line="276" w:lineRule="auto"/>
-              <w:ind w:firstLine="0"/>
+              <w:ind w:firstLine="709"/>
               <w:jc w:val="left"/>
               <w:rPr>
                 <w:sz w:val="24"/>
@@ -5802,7 +6249,7 @@
                 <w:between w:val="nil"/>
               </w:pBdr>
               <w:spacing w:line="276" w:lineRule="auto"/>
-              <w:ind w:firstLine="0"/>
+              <w:ind w:firstLine="709"/>
               <w:jc w:val="left"/>
               <w:rPr>
                 <w:sz w:val="24"/>
@@ -5826,7 +6273,7 @@
           <w:p>
             <w:pPr>
               <w:spacing w:after="160" w:line="240" w:lineRule="auto"/>
-              <w:ind w:firstLine="0"/>
+              <w:ind w:firstLine="709"/>
               <w:jc w:val="left"/>
               <w:rPr>
                 <w:sz w:val="24"/>
@@ -5863,7 +6310,7 @@
                 <w:between w:val="nil"/>
               </w:pBdr>
               <w:spacing w:line="240" w:lineRule="auto"/>
-              <w:ind w:left="0" w:firstLine="0"/>
+              <w:ind w:left="0" w:firstLine="709"/>
               <w:jc w:val="left"/>
               <w:rPr>
                 <w:sz w:val="24"/>
@@ -5903,7 +6350,7 @@
                 <w:between w:val="nil"/>
               </w:pBdr>
               <w:spacing w:line="240" w:lineRule="auto"/>
-              <w:ind w:left="0" w:firstLine="0"/>
+              <w:ind w:left="0" w:firstLine="709"/>
               <w:jc w:val="left"/>
               <w:rPr>
                 <w:sz w:val="24"/>
@@ -5929,7 +6376,7 @@
           <w:p>
             <w:pPr>
               <w:spacing w:after="160" w:line="240" w:lineRule="auto"/>
-              <w:ind w:firstLine="0"/>
+              <w:ind w:firstLine="709"/>
               <w:jc w:val="left"/>
               <w:rPr>
                 <w:sz w:val="24"/>
@@ -5956,7 +6403,7 @@
           <w:p>
             <w:pPr>
               <w:spacing w:after="160" w:line="240" w:lineRule="auto"/>
-              <w:ind w:firstLine="0"/>
+              <w:ind w:firstLine="709"/>
               <w:jc w:val="center"/>
               <w:rPr>
                 <w:sz w:val="24"/>
@@ -5991,7 +6438,7 @@
                 <w:between w:val="nil"/>
               </w:pBdr>
               <w:spacing w:line="240" w:lineRule="auto"/>
-              <w:ind w:left="0" w:firstLine="0"/>
+              <w:ind w:left="0" w:firstLine="709"/>
               <w:jc w:val="left"/>
               <w:rPr>
                 <w:sz w:val="24"/>
@@ -6021,7 +6468,7 @@
                 <w:between w:val="nil"/>
               </w:pBdr>
               <w:spacing w:after="160" w:line="240" w:lineRule="auto"/>
-              <w:ind w:left="0" w:firstLine="0"/>
+              <w:ind w:left="0" w:firstLine="709"/>
               <w:jc w:val="left"/>
               <w:rPr>
                 <w:sz w:val="24"/>
@@ -6046,7 +6493,7 @@
           <w:p>
             <w:pPr>
               <w:spacing w:after="160" w:line="240" w:lineRule="auto"/>
-              <w:ind w:firstLine="0"/>
+              <w:ind w:firstLine="709"/>
               <w:jc w:val="left"/>
               <w:rPr>
                 <w:sz w:val="24"/>
@@ -6109,7 +6556,7 @@
                 <w:between w:val="nil"/>
               </w:pBdr>
               <w:spacing w:line="276" w:lineRule="auto"/>
-              <w:ind w:firstLine="0"/>
+              <w:ind w:firstLine="709"/>
               <w:jc w:val="left"/>
               <w:rPr>
                 <w:sz w:val="24"/>
@@ -6135,7 +6582,7 @@
                 <w:between w:val="nil"/>
               </w:pBdr>
               <w:spacing w:line="276" w:lineRule="auto"/>
-              <w:ind w:firstLine="0"/>
+              <w:ind w:firstLine="709"/>
               <w:jc w:val="left"/>
               <w:rPr>
                 <w:sz w:val="24"/>
@@ -6152,7 +6599,7 @@
           <w:p>
             <w:pPr>
               <w:spacing w:after="160" w:line="259" w:lineRule="auto"/>
-              <w:ind w:firstLine="0"/>
+              <w:ind w:firstLine="709"/>
               <w:jc w:val="left"/>
               <w:rPr>
                 <w:sz w:val="24"/>
@@ -6187,7 +6634,7 @@
                 <w:between w:val="nil"/>
               </w:pBdr>
               <w:spacing w:line="276" w:lineRule="auto"/>
-              <w:ind w:firstLine="0"/>
+              <w:ind w:firstLine="709"/>
               <w:jc w:val="left"/>
               <w:rPr>
                 <w:sz w:val="24"/>
@@ -6212,7 +6659,7 @@
                 <w:between w:val="nil"/>
               </w:pBdr>
               <w:spacing w:line="276" w:lineRule="auto"/>
-              <w:ind w:firstLine="0"/>
+              <w:ind w:firstLine="709"/>
               <w:jc w:val="left"/>
               <w:rPr>
                 <w:sz w:val="24"/>
@@ -6237,7 +6684,7 @@
                 <w:between w:val="nil"/>
               </w:pBdr>
               <w:spacing w:line="276" w:lineRule="auto"/>
-              <w:ind w:firstLine="0"/>
+              <w:ind w:firstLine="709"/>
               <w:jc w:val="left"/>
               <w:rPr>
                 <w:sz w:val="24"/>
@@ -6267,7 +6714,7 @@
                 <w:between w:val="nil"/>
               </w:pBdr>
               <w:spacing w:line="276" w:lineRule="auto"/>
-              <w:ind w:firstLine="0"/>
+              <w:ind w:firstLine="709"/>
               <w:jc w:val="left"/>
               <w:rPr>
                 <w:sz w:val="24"/>
@@ -6292,7 +6739,7 @@
                 <w:between w:val="nil"/>
               </w:pBdr>
               <w:spacing w:line="276" w:lineRule="auto"/>
-              <w:ind w:firstLine="0"/>
+              <w:ind w:firstLine="709"/>
               <w:jc w:val="left"/>
               <w:rPr>
                 <w:sz w:val="24"/>
@@ -6308,7 +6755,7 @@
           <w:p>
             <w:pPr>
               <w:spacing w:after="160" w:line="259" w:lineRule="auto"/>
-              <w:ind w:firstLine="0"/>
+              <w:ind w:firstLine="709"/>
               <w:jc w:val="left"/>
               <w:rPr>
                 <w:sz w:val="24"/>
@@ -6343,7 +6790,7 @@
                 <w:between w:val="nil"/>
               </w:pBdr>
               <w:spacing w:line="276" w:lineRule="auto"/>
-              <w:ind w:firstLine="0"/>
+              <w:ind w:firstLine="709"/>
               <w:jc w:val="left"/>
               <w:rPr>
                 <w:sz w:val="24"/>
@@ -6368,7 +6815,7 @@
                 <w:between w:val="nil"/>
               </w:pBdr>
               <w:spacing w:line="276" w:lineRule="auto"/>
-              <w:ind w:firstLine="0"/>
+              <w:ind w:firstLine="709"/>
               <w:jc w:val="left"/>
               <w:rPr>
                 <w:sz w:val="24"/>
@@ -6393,7 +6840,7 @@
                 <w:between w:val="nil"/>
               </w:pBdr>
               <w:spacing w:line="276" w:lineRule="auto"/>
-              <w:ind w:firstLine="0"/>
+              <w:ind w:firstLine="709"/>
               <w:jc w:val="left"/>
               <w:rPr>
                 <w:sz w:val="24"/>
@@ -6407,9 +6854,19 @@
     <w:p>
       <w:pPr>
         <w:spacing w:after="160" w:line="259" w:lineRule="auto"/>
+        <w:ind w:firstLine="709"/>
+        <w:jc w:val="left"/>
+      </w:pPr>
+    </w:p>
+    <w:p/>
+    <w:p>
+      <w:pPr>
         <w:ind w:firstLine="0"/>
-        <w:jc w:val="left"/>
+        <w:rPr>
+          <w:lang w:val="ru-RU"/>
+        </w:rPr>
         <w:sectPr>
+          <w:footerReference w:type="first" r:id="rId12"/>
           <w:pgSz w:w="16838" w:h="11906" w:orient="landscape"/>
           <w:pgMar w:top="850" w:right="1134" w:bottom="1701" w:left="1134" w:header="708" w:footer="708" w:gutter="0"/>
           <w:cols w:space="720"/>
@@ -6420,11 +6877,11 @@
     <w:p>
       <w:pPr>
         <w:pStyle w:val="ExampleTitle"/>
+        <w:ind w:left="0" w:firstLine="709"/>
       </w:pPr>
       <w:bookmarkStart w:id="31" w:name="_heading=h.1ksv4uv" w:colFirst="0" w:colLast="0"/>
       <w:bookmarkStart w:id="32" w:name="_Toc210085894"/>
       <w:bookmarkEnd w:id="31"/>
-      <w:commentRangeStart w:id="4"/>
       <w:r>
         <w:lastRenderedPageBreak/>
         <w:t xml:space="preserve">ПОРЯДОК </w:t>
@@ -6432,17 +6889,11 @@
       <w:r>
         <w:t>РАЗРАБОТКИ АВТОМАТИЗИРОВАННОЙ СИСТЕМЫ</w:t>
       </w:r>
-      <w:commentRangeEnd w:id="4"/>
-      <w:r>
-        <w:rPr>
-          <w:rStyle w:val="CommentReference"/>
-        </w:rPr>
-        <w:commentReference w:id="4"/>
-      </w:r>
       <w:bookmarkEnd w:id="32"/>
     </w:p>
     <w:p>
       <w:pPr>
+        <w:ind w:firstLine="709"/>
         <w:rPr>
           <w:lang w:val="ru-RU"/>
         </w:rPr>
@@ -6451,7 +6902,10 @@
     <w:p>
       <w:pPr>
         <w:pStyle w:val="ExampleSubTitle"/>
-        <w:rPr>
+        <w:ind w:left="0" w:firstLine="709"/>
+        <w:rPr>
+          <w:b/>
+          <w:bCs/>
           <w:lang w:val="ru-RU"/>
         </w:rPr>
       </w:pPr>
@@ -6460,6 +6914,8 @@
       <w:bookmarkEnd w:id="33"/>
       <w:r>
         <w:rPr>
+          <w:b/>
+          <w:bCs/>
           <w:lang w:val="ru-RU"/>
         </w:rPr>
         <w:t>Порядок организации разработки АС</w:t>
@@ -6468,13 +6924,15 @@
     </w:p>
     <w:p>
       <w:pPr>
-        <w:rPr>
-          <w:lang w:val="ru-RU"/>
-        </w:rPr>
-      </w:pPr>
-    </w:p>
-    <w:p>
-      <w:pPr>
+        <w:ind w:firstLine="709"/>
+        <w:rPr>
+          <w:lang w:val="ru-RU"/>
+        </w:rPr>
+      </w:pPr>
+    </w:p>
+    <w:p>
+      <w:pPr>
+        <w:ind w:firstLine="709"/>
         <w:rPr>
           <w:lang w:val="ru-RU"/>
         </w:rPr>
@@ -6506,6 +6964,7 @@
     </w:p>
     <w:p>
       <w:pPr>
+        <w:ind w:firstLine="709"/>
         <w:rPr>
           <w:lang w:val="ru-RU"/>
         </w:rPr>
@@ -6514,7 +6973,10 @@
     <w:p>
       <w:pPr>
         <w:pStyle w:val="ExampleSubTitle"/>
-        <w:rPr>
+        <w:ind w:left="0" w:firstLine="709"/>
+        <w:rPr>
+          <w:b/>
+          <w:bCs/>
           <w:lang w:val="ru-RU"/>
         </w:rPr>
       </w:pPr>
@@ -6523,6 +6985,8 @@
       <w:bookmarkEnd w:id="35"/>
       <w:r>
         <w:rPr>
+          <w:b/>
+          <w:bCs/>
           <w:lang w:val="ru-RU"/>
         </w:rPr>
         <w:t>Перечень документов и исходных данных для разработки АС</w:t>
@@ -6531,13 +6995,15 @@
     </w:p>
     <w:p>
       <w:pPr>
-        <w:rPr>
-          <w:lang w:val="ru-RU"/>
-        </w:rPr>
-      </w:pPr>
-    </w:p>
-    <w:p>
-      <w:pPr>
+        <w:ind w:firstLine="709"/>
+        <w:rPr>
+          <w:lang w:val="ru-RU"/>
+        </w:rPr>
+      </w:pPr>
+    </w:p>
+    <w:p>
+      <w:pPr>
+        <w:ind w:firstLine="709"/>
         <w:rPr>
           <w:lang w:val="ru-RU"/>
         </w:rPr>
@@ -6582,6 +7048,7 @@
     <w:p>
       <w:pPr>
         <w:pStyle w:val="a0"/>
+        <w:ind w:firstLine="709"/>
       </w:pPr>
       <w:r>
         <w:t xml:space="preserve">документация для языка программированию </w:t>
@@ -6596,6 +7063,7 @@
     <w:p>
       <w:pPr>
         <w:pStyle w:val="a0"/>
+        <w:ind w:firstLine="709"/>
       </w:pPr>
       <w:r>
         <w:t xml:space="preserve">ГОСТ </w:t>
@@ -6625,7 +7093,7 @@
           <w:right w:val="nil"/>
           <w:between w:val="nil"/>
         </w:pBdr>
-        <w:ind w:firstLine="0"/>
+        <w:ind w:firstLine="709"/>
         <w:rPr>
           <w:lang w:val="ru-RU"/>
         </w:rPr>
@@ -6634,7 +7102,10 @@
     <w:p>
       <w:pPr>
         <w:pStyle w:val="ExampleSubTitle"/>
-        <w:rPr>
+        <w:ind w:left="0" w:firstLine="709"/>
+        <w:rPr>
+          <w:b/>
+          <w:bCs/>
           <w:lang w:val="ru-RU"/>
         </w:rPr>
       </w:pPr>
@@ -6643,6 +7114,8 @@
       <w:bookmarkEnd w:id="37"/>
       <w:r>
         <w:rPr>
+          <w:b/>
+          <w:bCs/>
           <w:lang w:val="ru-RU"/>
         </w:rPr>
         <w:t>Перечень документов, предъявляемых по окончании соответствующих этапов работ</w:t>
@@ -6651,13 +7124,15 @@
     </w:p>
     <w:p>
       <w:pPr>
-        <w:rPr>
-          <w:lang w:val="ru-RU"/>
-        </w:rPr>
-      </w:pPr>
-    </w:p>
-    <w:p>
-      <w:pPr>
+        <w:ind w:firstLine="709"/>
+        <w:rPr>
+          <w:lang w:val="ru-RU"/>
+        </w:rPr>
+      </w:pPr>
+    </w:p>
+    <w:p>
+      <w:pPr>
+        <w:ind w:firstLine="709"/>
         <w:rPr>
           <w:color w:val="000000"/>
           <w:lang w:val="ru-RU"/>
@@ -6679,6 +7154,7 @@
     <w:p>
       <w:pPr>
         <w:pStyle w:val="a0"/>
+        <w:ind w:firstLine="709"/>
       </w:pPr>
       <w:r>
         <w:t>документ технического задания;</w:t>
@@ -6687,6 +7163,7 @@
     <w:p>
       <w:pPr>
         <w:pStyle w:val="a0"/>
+        <w:ind w:firstLine="709"/>
       </w:pPr>
       <w:r>
         <w:t>документ проекта системы;</w:t>
@@ -6695,6 +7172,7 @@
     <w:p>
       <w:pPr>
         <w:pStyle w:val="a0"/>
+        <w:ind w:firstLine="709"/>
       </w:pPr>
       <w:r>
         <w:t>программный код;</w:t>
@@ -6703,6 +7181,7 @@
     <w:p>
       <w:pPr>
         <w:pStyle w:val="a0"/>
+        <w:ind w:firstLine="709"/>
       </w:pPr>
       <w:r>
         <w:t>пояснительная записка.</w:t>
@@ -6711,7 +7190,7 @@
     <w:p>
       <w:pPr>
         <w:spacing w:after="160" w:line="259" w:lineRule="auto"/>
-        <w:ind w:firstLine="0"/>
+        <w:ind w:firstLine="709"/>
         <w:jc w:val="left"/>
       </w:pPr>
       <w:r>
@@ -6721,18 +7200,26 @@
     <w:p>
       <w:pPr>
         <w:pStyle w:val="ExampleTitle"/>
+        <w:ind w:left="0" w:firstLine="709"/>
       </w:pPr>
       <w:bookmarkStart w:id="39" w:name="_heading=h.3j2qqm3" w:colFirst="0" w:colLast="0"/>
       <w:bookmarkStart w:id="40" w:name="_Toc210085898"/>
       <w:bookmarkEnd w:id="39"/>
       <w:r>
         <w:lastRenderedPageBreak/>
-        <w:t>ПОРЯДОК КОНТРОЛЯ И ПРИЕМКИ АВТОМАТИЗИРОВАННОЙ СИСТЕМЫ</w:t>
+        <w:t>ПОРЯДОК КОНТРОЛЯ И ПРИЕМКИ</w:t>
+      </w:r>
+      <w:r>
+        <w:t xml:space="preserve"> </w:t>
+      </w:r>
+      <w:r>
+        <w:t>АВТОМАТИЗИРОВАННОЙ СИСТЕМЫ</w:t>
       </w:r>
       <w:bookmarkEnd w:id="40"/>
     </w:p>
     <w:p>
       <w:pPr>
+        <w:ind w:firstLine="709"/>
         <w:rPr>
           <w:lang w:val="ru-RU"/>
         </w:rPr>
@@ -6741,7 +7228,10 @@
     <w:p>
       <w:pPr>
         <w:pStyle w:val="ExampleSubTitle"/>
-        <w:rPr>
+        <w:ind w:left="0" w:firstLine="709"/>
+        <w:rPr>
+          <w:b/>
+          <w:bCs/>
           <w:lang w:val="ru-RU"/>
         </w:rPr>
       </w:pPr>
@@ -6750,6 +7240,8 @@
       <w:bookmarkEnd w:id="41"/>
       <w:r>
         <w:rPr>
+          <w:b/>
+          <w:bCs/>
           <w:lang w:val="ru-RU"/>
         </w:rPr>
         <w:t>Виды, состав и методы испытаний АС и ее составных частей</w:t>
@@ -6758,13 +7250,15 @@
     </w:p>
     <w:p>
       <w:pPr>
-        <w:rPr>
-          <w:lang w:val="ru-RU"/>
-        </w:rPr>
-      </w:pPr>
-    </w:p>
-    <w:p>
-      <w:pPr>
+        <w:ind w:firstLine="709"/>
+        <w:rPr>
+          <w:lang w:val="ru-RU"/>
+        </w:rPr>
+      </w:pPr>
+    </w:p>
+    <w:p>
+      <w:pPr>
+        <w:ind w:firstLine="709"/>
         <w:rPr>
           <w:lang w:val="ru-RU"/>
         </w:rPr>
@@ -6778,6 +7272,7 @@
     </w:p>
     <w:p>
       <w:pPr>
+        <w:ind w:firstLine="709"/>
         <w:rPr>
           <w:lang w:val="ru-RU"/>
         </w:rPr>
@@ -6792,6 +7287,7 @@
     <w:p>
       <w:pPr>
         <w:pStyle w:val="a0"/>
+        <w:ind w:firstLine="709"/>
       </w:pPr>
       <w:r>
         <w:t>предварительные испытания;</w:t>
@@ -6800,6 +7296,7 @@
     <w:p>
       <w:pPr>
         <w:pStyle w:val="a0"/>
+        <w:ind w:firstLine="709"/>
       </w:pPr>
       <w:r>
         <w:t>опытная эксплуатация (ОЭ);</w:t>
@@ -6808,14 +7305,20 @@
     <w:p>
       <w:pPr>
         <w:pStyle w:val="a0"/>
+        <w:ind w:firstLine="709"/>
       </w:pPr>
       <w:r>
         <w:t>приёмочные испытания.</w:t>
       </w:r>
     </w:p>
-    <w:p/>
-    <w:p>
-      <w:pPr>
+    <w:p>
+      <w:pPr>
+        <w:ind w:firstLine="709"/>
+      </w:pPr>
+    </w:p>
+    <w:p>
+      <w:pPr>
+        <w:ind w:firstLine="709"/>
         <w:rPr>
           <w:lang w:val="ru-RU"/>
         </w:rPr>
@@ -6830,6 +7333,7 @@
     <w:p>
       <w:pPr>
         <w:pStyle w:val="a0"/>
+        <w:ind w:firstLine="709"/>
       </w:pPr>
       <w:r>
         <w:t>модульное тестирование логики;</w:t>
@@ -6838,6 +7342,7 @@
     <w:p>
       <w:pPr>
         <w:pStyle w:val="a0"/>
+        <w:ind w:firstLine="709"/>
       </w:pPr>
       <w:r>
         <w:t>нагрузочное тестирование;</w:t>
@@ -6846,6 +7351,7 @@
     <w:p>
       <w:pPr>
         <w:pStyle w:val="a0"/>
+        <w:ind w:firstLine="709"/>
       </w:pPr>
       <w:r>
         <w:t>ручное тестирование</w:t>
@@ -6853,6 +7359,7 @@
     </w:p>
     <w:p>
       <w:pPr>
+        <w:ind w:firstLine="709"/>
         <w:rPr>
           <w:lang w:val="ru-RU"/>
         </w:rPr>
@@ -6866,6 +7373,7 @@
     </w:p>
     <w:p>
       <w:pPr>
+        <w:ind w:firstLine="709"/>
         <w:rPr>
           <w:lang w:val="ru-RU"/>
         </w:rPr>
@@ -6879,6 +7387,7 @@
     </w:p>
     <w:p>
       <w:pPr>
+        <w:ind w:firstLine="709"/>
         <w:rPr>
           <w:lang w:val="ru-RU"/>
         </w:rPr>
@@ -6887,7 +7396,10 @@
     <w:p>
       <w:pPr>
         <w:pStyle w:val="ExampleSubTitle"/>
-        <w:rPr>
+        <w:ind w:left="0" w:firstLine="709"/>
+        <w:rPr>
+          <w:b/>
+          <w:bCs/>
           <w:lang w:val="ru-RU"/>
         </w:rPr>
       </w:pPr>
@@ -6896,6 +7408,8 @@
       <w:bookmarkEnd w:id="43"/>
       <w:r>
         <w:rPr>
+          <w:b/>
+          <w:bCs/>
           <w:lang w:val="ru-RU"/>
         </w:rPr>
         <w:t>Общие требования к приёмке работ по стадиям</w:t>
@@ -6904,13 +7418,15 @@
     </w:p>
     <w:p>
       <w:pPr>
-        <w:rPr>
-          <w:lang w:val="ru-RU"/>
-        </w:rPr>
-      </w:pPr>
-    </w:p>
-    <w:p>
-      <w:pPr>
+        <w:ind w:firstLine="709"/>
+        <w:rPr>
+          <w:lang w:val="ru-RU"/>
+        </w:rPr>
+      </w:pPr>
+    </w:p>
+    <w:p>
+      <w:pPr>
+        <w:ind w:firstLine="709"/>
         <w:rPr>
           <w:lang w:val="ru-RU"/>
         </w:rPr>
@@ -6924,6 +7440,7 @@
     </w:p>
     <w:p>
       <w:pPr>
+        <w:ind w:firstLine="709"/>
         <w:rPr>
           <w:lang w:val="ru-RU"/>
         </w:rPr>
@@ -6937,34 +7454,30 @@
     </w:p>
     <w:p>
       <w:pPr>
-        <w:rPr>
-          <w:lang w:val="ru-RU"/>
-        </w:rPr>
-      </w:pPr>
-      <w:r>
-        <w:rPr>
-          <w:lang w:val="ru-RU"/>
-        </w:rPr>
-        <w:t xml:space="preserve">Прочие требования и дефекты системы, выявленные на испытаниях и не относящиеся к требованиям, приведённым в разработанных частных технических заданиях, могут документироваться как желательные </w:t>
-      </w:r>
+        <w:ind w:firstLine="709"/>
+        <w:rPr>
+          <w:lang w:val="ru-RU"/>
+        </w:rPr>
+      </w:pPr>
+      <w:r>
+        <w:rPr>
+          <w:lang w:val="ru-RU"/>
+        </w:rPr>
+        <w:t>Прочие требования и дефекты системы, выявленные на испытаниях и не относящиеся к требованиям, приведённым в разработанных частных технических заданиях, могут документироваться как желательные доработки. Наличие желательных доработок не влияет на приёмку работ и процесс передачи системы в эксплуатацию.</w:t>
+      </w:r>
+    </w:p>
+    <w:p>
+      <w:pPr>
+        <w:ind w:firstLine="709"/>
+        <w:rPr>
+          <w:lang w:val="ru-RU"/>
+        </w:rPr>
+      </w:pPr>
       <w:r>
         <w:rPr>
           <w:lang w:val="ru-RU"/>
         </w:rPr>
         <w:lastRenderedPageBreak/>
-        <w:t>доработки. Наличие желательных доработок не влияет на приёмку работ и процесс передачи системы в эксплуатацию.</w:t>
-      </w:r>
-    </w:p>
-    <w:p>
-      <w:pPr>
-        <w:rPr>
-          <w:lang w:val="ru-RU"/>
-        </w:rPr>
-      </w:pPr>
-      <w:r>
-        <w:rPr>
-          <w:lang w:val="ru-RU"/>
-        </w:rPr>
         <w:t>Комплектность передаваемой отчётной документации подлежит проверке Заказчиком.</w:t>
       </w:r>
     </w:p>
@@ -6974,30 +7487,35 @@
           <w:lang w:val="ru-RU"/>
         </w:rPr>
       </w:pPr>
+      <w:r>
+        <w:rPr>
+          <w:lang w:val="ru-RU"/>
+        </w:rPr>
+        <w:br w:type="page"/>
+      </w:r>
     </w:p>
     <w:p>
       <w:pPr>
         <w:pStyle w:val="ExampleTitle"/>
+        <w:ind w:left="0" w:firstLine="709"/>
       </w:pPr>
       <w:bookmarkStart w:id="45" w:name="_heading=h.2xcytpi" w:colFirst="0" w:colLast="0"/>
       <w:bookmarkStart w:id="46" w:name="_Toc210085901"/>
       <w:bookmarkEnd w:id="45"/>
-      <w:commentRangeStart w:id="6"/>
-      <w:r>
+      <w:r>
+        <w:lastRenderedPageBreak/>
         <w:t>ТРЕБОВАНИЯ К ДОКУМЕНТИРОВАНИЮ</w:t>
       </w:r>
-      <w:commentRangeEnd w:id="6"/>
-      <w:r>
-        <w:rPr>
-          <w:rStyle w:val="CommentReference"/>
-        </w:rPr>
-        <w:commentReference w:id="6"/>
-      </w:r>
       <w:bookmarkEnd w:id="46"/>
     </w:p>
-    <w:p/>
-    <w:p>
-      <w:pPr>
+    <w:p>
+      <w:pPr>
+        <w:ind w:firstLine="709"/>
+      </w:pPr>
+    </w:p>
+    <w:p>
+      <w:pPr>
+        <w:ind w:firstLine="709"/>
         <w:rPr>
           <w:lang w:val="ru-RU"/>
         </w:rPr>
@@ -7029,6 +7547,7 @@
     </w:p>
     <w:p>
       <w:pPr>
+        <w:ind w:firstLine="709"/>
         <w:rPr>
           <w:lang w:val="ru-RU"/>
         </w:rPr>
@@ -7037,7 +7556,10 @@
     <w:p>
       <w:pPr>
         <w:pStyle w:val="ExampleSubTitle"/>
-        <w:rPr>
+        <w:ind w:left="0" w:firstLine="709"/>
+        <w:rPr>
+          <w:b/>
+          <w:bCs/>
           <w:lang w:val="ru-RU"/>
         </w:rPr>
       </w:pPr>
@@ -7046,6 +7568,8 @@
       <w:bookmarkEnd w:id="47"/>
       <w:r>
         <w:rPr>
+          <w:b/>
+          <w:bCs/>
           <w:lang w:val="ru-RU"/>
         </w:rPr>
         <w:t>Перечень подлежащих разработке документов</w:t>
@@ -7054,13 +7578,15 @@
     </w:p>
     <w:p>
       <w:pPr>
-        <w:rPr>
-          <w:lang w:val="ru-RU"/>
-        </w:rPr>
-      </w:pPr>
-    </w:p>
-    <w:p>
-      <w:pPr>
+        <w:ind w:firstLine="709"/>
+        <w:rPr>
+          <w:lang w:val="ru-RU"/>
+        </w:rPr>
+      </w:pPr>
+    </w:p>
+    <w:p>
+      <w:pPr>
+        <w:ind w:firstLine="709"/>
         <w:rPr>
           <w:lang w:val="ru-RU"/>
         </w:rPr>
@@ -7074,6 +7600,7 @@
     </w:p>
     <w:p>
       <w:pPr>
+        <w:ind w:firstLine="709"/>
         <w:rPr>
           <w:lang w:val="ru-RU"/>
         </w:rPr>
@@ -7082,7 +7609,10 @@
     <w:p>
       <w:pPr>
         <w:pStyle w:val="ExampleSubTitle"/>
-        <w:rPr>
+        <w:ind w:left="0" w:firstLine="709"/>
+        <w:rPr>
+          <w:b/>
+          <w:bCs/>
           <w:lang w:val="ru-RU"/>
         </w:rPr>
       </w:pPr>
@@ -7091,6 +7621,8 @@
       <w:bookmarkEnd w:id="49"/>
       <w:r>
         <w:rPr>
+          <w:b/>
+          <w:bCs/>
           <w:lang w:val="ru-RU"/>
         </w:rPr>
         <w:t>Вид представления и количество документов</w:t>
@@ -7104,12 +7636,13 @@
           <w:ilvl w:val="0"/>
           <w:numId w:val="0"/>
         </w:numPr>
-        <w:ind w:left="420"/>
+        <w:ind w:left="420" w:firstLine="709"/>
         <w:jc w:val="both"/>
       </w:pPr>
     </w:p>
     <w:p>
       <w:pPr>
+        <w:ind w:firstLine="709"/>
         <w:rPr>
           <w:lang w:val="ru-RU"/>
         </w:rPr>
@@ -7166,6 +7699,7 @@
           <w:ilvl w:val="0"/>
           <w:numId w:val="64"/>
         </w:numPr>
+        <w:ind w:left="0" w:firstLine="709"/>
       </w:pPr>
       <w:r>
         <w:t>Техническое задание;</w:t>
@@ -7174,6 +7708,7 @@
     <w:p>
       <w:pPr>
         <w:pStyle w:val="a"/>
+        <w:ind w:firstLine="709"/>
       </w:pPr>
       <w:r>
         <w:t>Проект системы;</w:t>
@@ -7182,6 +7717,7 @@
     <w:p>
       <w:pPr>
         <w:pStyle w:val="a"/>
+        <w:ind w:firstLine="709"/>
       </w:pPr>
       <w:r>
         <w:t>Пояснительная записка;</w:t>
@@ -7190,21 +7726,181 @@
     <w:p>
       <w:pPr>
         <w:pStyle w:val="a"/>
+        <w:ind w:firstLine="709"/>
       </w:pPr>
       <w:r>
         <w:t>Три варианта дополнительной функциональности на согласование.</w:t>
       </w:r>
-      <w:bookmarkStart w:id="51" w:name="_GoBack"/>
+    </w:p>
+    <w:p>
+      <w:pPr>
+        <w:ind w:firstLine="0"/>
+        <w:rPr>
+          <w:lang w:val="ru-RU"/>
+        </w:rPr>
+      </w:pPr>
+    </w:p>
+    <w:p>
+      <w:pPr>
+        <w:pStyle w:val="ExampleSubTitle"/>
+        <w:ind w:left="0" w:firstLine="709"/>
+        <w:rPr>
+          <w:b/>
+          <w:bCs/>
+          <w:lang w:val="ru-RU"/>
+        </w:rPr>
+      </w:pPr>
+      <w:bookmarkStart w:id="51" w:name="_heading=h.2bn6wsx" w:colFirst="0" w:colLast="0"/>
+      <w:bookmarkStart w:id="52" w:name="_Toc210085904"/>
       <w:bookmarkEnd w:id="51"/>
-    </w:p>
-    <w:p>
-      <w:pPr>
-        <w:rPr>
-          <w:lang w:val="ru-RU"/>
-        </w:rPr>
-      </w:pPr>
-      <w:r>
-        <w:rPr>
+      <w:r>
+        <w:rPr>
+          <w:b/>
+          <w:bCs/>
+          <w:lang w:val="ru-RU"/>
+        </w:rPr>
+        <w:t>Требования по использованию ЕСКД и ЕСПД при разработке документов</w:t>
+      </w:r>
+      <w:bookmarkEnd w:id="52"/>
+    </w:p>
+    <w:p>
+      <w:pPr>
+        <w:ind w:firstLine="709"/>
+        <w:rPr>
+          <w:lang w:val="ru-RU"/>
+        </w:rPr>
+      </w:pPr>
+    </w:p>
+    <w:p>
+      <w:pPr>
+        <w:ind w:firstLine="709"/>
+        <w:rPr>
+          <w:lang w:val="ru-RU"/>
+        </w:rPr>
+      </w:pPr>
+      <w:r>
+        <w:rPr>
+          <w:lang w:val="ru-RU"/>
+        </w:rPr>
+        <w:t>Документы на Систему оформляют в соответствии с требованиями ОС ТУСУР-2021.</w:t>
+      </w:r>
+    </w:p>
+    <w:p>
+      <w:pPr>
+        <w:ind w:firstLine="709"/>
+        <w:rPr>
+          <w:lang w:val="ru-RU"/>
+        </w:rPr>
+      </w:pPr>
+      <w:r>
+        <w:rPr>
+          <w:lang w:val="ru-RU"/>
+        </w:rPr>
+        <w:t>Общие требования:</w:t>
+      </w:r>
+    </w:p>
+    <w:p>
+      <w:pPr>
+        <w:pStyle w:val="a0"/>
+        <w:ind w:firstLine="709"/>
+      </w:pPr>
+      <w:r>
+        <w:t>размер бумаги – А4. Допускается для размещения рисунков и таблиц использование листов формата А3 с</w:t>
+      </w:r>
+      <w:r>
+        <w:t xml:space="preserve"> подшивкой по короткой стороне листа;</w:t>
+      </w:r>
+    </w:p>
+    <w:p>
+      <w:pPr>
+        <w:pStyle w:val="a0"/>
+        <w:ind w:firstLine="709"/>
+      </w:pPr>
+      <w:r>
+        <w:t xml:space="preserve">шрифт – </w:t>
+      </w:r>
+      <w:proofErr w:type="spellStart"/>
+      <w:r>
+        <w:t>Times</w:t>
+      </w:r>
+      <w:proofErr w:type="spellEnd"/>
+      <w:r>
+        <w:t xml:space="preserve"> </w:t>
+      </w:r>
+      <w:proofErr w:type="spellStart"/>
+      <w:r>
+        <w:t>New</w:t>
+      </w:r>
+      <w:proofErr w:type="spellEnd"/>
+      <w:r>
+        <w:t xml:space="preserve"> </w:t>
+      </w:r>
+      <w:proofErr w:type="spellStart"/>
+      <w:r>
+        <w:t>Roman</w:t>
+      </w:r>
+      <w:proofErr w:type="spellEnd"/>
+      <w:r>
+        <w:t xml:space="preserve"> 14;</w:t>
+      </w:r>
+    </w:p>
+    <w:p>
+      <w:pPr>
+        <w:pStyle w:val="a0"/>
+        <w:ind w:firstLine="709"/>
+      </w:pPr>
+      <w:r>
+        <w:lastRenderedPageBreak/>
+        <w:t>первая строка – отступ 1,25 см;</w:t>
+      </w:r>
+    </w:p>
+    <w:p>
+      <w:pPr>
+        <w:pStyle w:val="a0"/>
+        <w:ind w:firstLine="709"/>
+      </w:pPr>
+      <w:r>
+        <w:t>межстрочный интервал – полуторный;</w:t>
+      </w:r>
+    </w:p>
+    <w:p>
+      <w:pPr>
+        <w:pStyle w:val="a0"/>
+        <w:ind w:firstLine="709"/>
+      </w:pPr>
+      <w:r>
+        <w:t>выравнивание – по ширине;</w:t>
+      </w:r>
+    </w:p>
+    <w:p>
+      <w:pPr>
+        <w:pStyle w:val="a0"/>
+        <w:ind w:firstLine="709"/>
+      </w:pPr>
+      <w:r>
+        <w:t>перенос слов – автоматический</w:t>
+      </w:r>
+    </w:p>
+    <w:p>
+      <w:pPr>
+        <w:pStyle w:val="a0"/>
+        <w:ind w:firstLine="709"/>
+      </w:pPr>
+      <w:r>
+        <w:t>перенос слов из прописных букв – отменить.</w:t>
+      </w:r>
+    </w:p>
+    <w:p>
+      <w:pPr>
+        <w:ind w:firstLine="709"/>
+        <w:rPr>
+          <w:color w:val="000000"/>
+          <w:lang w:val="ru-RU"/>
+        </w:rPr>
+      </w:pPr>
+      <w:r>
+        <w:rPr>
+          <w:color w:val="000000"/>
           <w:lang w:val="ru-RU"/>
         </w:rPr>
         <w:br w:type="page"/>
@@ -7212,175 +7908,30 @@
     </w:p>
     <w:p>
       <w:pPr>
-        <w:pStyle w:val="ExampleSubTitle"/>
-        <w:rPr>
-          <w:lang w:val="ru-RU"/>
-        </w:rPr>
-      </w:pPr>
-      <w:bookmarkStart w:id="52" w:name="_heading=h.2bn6wsx" w:colFirst="0" w:colLast="0"/>
-      <w:bookmarkStart w:id="53" w:name="_Toc210085904"/>
-      <w:bookmarkEnd w:id="52"/>
-      <w:r>
-        <w:rPr>
-          <w:lang w:val="ru-RU"/>
-        </w:rPr>
-        <w:lastRenderedPageBreak/>
-        <w:t>Требования по использованию ЕСКД и ЕСПД при разработке документов</w:t>
-      </w:r>
+        <w:pStyle w:val="ExampleTitle"/>
+        <w:ind w:left="0" w:firstLine="709"/>
+      </w:pPr>
+      <w:bookmarkStart w:id="53" w:name="_heading=h.qsh70q" w:colFirst="0" w:colLast="0"/>
+      <w:bookmarkStart w:id="54" w:name="_Toc210085905"/>
       <w:bookmarkEnd w:id="53"/>
-    </w:p>
-    <w:p>
-      <w:pPr>
-        <w:rPr>
-          <w:lang w:val="ru-RU"/>
-        </w:rPr>
-      </w:pPr>
-    </w:p>
-    <w:p>
-      <w:pPr>
-        <w:rPr>
-          <w:lang w:val="ru-RU"/>
-        </w:rPr>
-      </w:pPr>
-      <w:r>
-        <w:rPr>
-          <w:lang w:val="ru-RU"/>
-        </w:rPr>
-        <w:t>Документы на Систему оформляют в соответствии с требованиями ОС ТУСУР-2021.</w:t>
-      </w:r>
-    </w:p>
-    <w:p>
-      <w:pPr>
-        <w:rPr>
-          <w:lang w:val="ru-RU"/>
-        </w:rPr>
-      </w:pPr>
-      <w:r>
-        <w:rPr>
-          <w:lang w:val="ru-RU"/>
-        </w:rPr>
-        <w:t>Общие требования:</w:t>
-      </w:r>
-    </w:p>
-    <w:p>
-      <w:pPr>
-        <w:pStyle w:val="a0"/>
-      </w:pPr>
-      <w:r>
-        <w:t>размер бумаги – А4. Допускается для размещения рисунков и таблиц использование листов формата А3 с</w:t>
-      </w:r>
-      <w:r>
-        <w:t xml:space="preserve"> подшивкой по короткой стороне листа;</w:t>
-      </w:r>
-    </w:p>
-    <w:p>
-      <w:pPr>
-        <w:pStyle w:val="a0"/>
-      </w:pPr>
-      <w:r>
-        <w:t xml:space="preserve">шрифт – </w:t>
-      </w:r>
-      <w:proofErr w:type="spellStart"/>
-      <w:r>
-        <w:t>Times</w:t>
-      </w:r>
-      <w:proofErr w:type="spellEnd"/>
-      <w:r>
-        <w:t xml:space="preserve"> </w:t>
-      </w:r>
-      <w:proofErr w:type="spellStart"/>
-      <w:r>
-        <w:t>New</w:t>
-      </w:r>
-      <w:proofErr w:type="spellEnd"/>
-      <w:r>
-        <w:t xml:space="preserve"> </w:t>
-      </w:r>
-      <w:proofErr w:type="spellStart"/>
-      <w:r>
-        <w:t>Roman</w:t>
-      </w:r>
-      <w:proofErr w:type="spellEnd"/>
-      <w:r>
-        <w:t xml:space="preserve"> 14;</w:t>
-      </w:r>
-    </w:p>
-    <w:p>
-      <w:pPr>
-        <w:pStyle w:val="a0"/>
-      </w:pPr>
-      <w:r>
-        <w:t>первая строка – отступ 1,25 см;</w:t>
-      </w:r>
-    </w:p>
-    <w:p>
-      <w:pPr>
-        <w:pStyle w:val="a0"/>
-      </w:pPr>
-      <w:r>
-        <w:t>межстрочный интервал – полуторный;</w:t>
-      </w:r>
-    </w:p>
-    <w:p>
-      <w:pPr>
-        <w:pStyle w:val="a0"/>
-      </w:pPr>
-      <w:r>
-        <w:t>выравнивание – по ширине;</w:t>
-      </w:r>
-    </w:p>
-    <w:p>
-      <w:pPr>
-        <w:pStyle w:val="a0"/>
-      </w:pPr>
-      <w:r>
-        <w:t>перенос слов – автоматический</w:t>
-      </w:r>
-    </w:p>
-    <w:p>
-      <w:pPr>
-        <w:pStyle w:val="a0"/>
-      </w:pPr>
-      <w:r>
-        <w:t>перенос слов из прописных букв – отменить.</w:t>
-      </w:r>
-    </w:p>
-    <w:p>
-      <w:pPr>
-        <w:rPr>
-          <w:color w:val="000000"/>
-          <w:lang w:val="ru-RU"/>
-        </w:rPr>
-      </w:pPr>
-      <w:r>
-        <w:rPr>
-          <w:color w:val="000000"/>
-          <w:lang w:val="ru-RU"/>
-        </w:rPr>
-        <w:br w:type="page"/>
-      </w:r>
-    </w:p>
-    <w:p>
-      <w:pPr>
-        <w:pStyle w:val="ExampleTitle"/>
-      </w:pPr>
-      <w:bookmarkStart w:id="54" w:name="_heading=h.qsh70q" w:colFirst="0" w:colLast="0"/>
-      <w:bookmarkStart w:id="55" w:name="_Toc210085905"/>
-      <w:bookmarkEnd w:id="54"/>
       <w:r>
         <w:lastRenderedPageBreak/>
         <w:t>ИСТОЧНИКИ РАЗРАБОТКИ</w:t>
       </w:r>
-      <w:bookmarkEnd w:id="55"/>
-    </w:p>
-    <w:p/>
+      <w:bookmarkEnd w:id="54"/>
+    </w:p>
+    <w:p>
+      <w:pPr>
+        <w:ind w:firstLine="709"/>
+      </w:pPr>
+    </w:p>
     <w:p>
       <w:pPr>
         <w:numPr>
           <w:ilvl w:val="0"/>
           <w:numId w:val="50"/>
         </w:numPr>
-        <w:ind w:left="0" w:firstLine="705"/>
+        <w:ind w:left="0" w:firstLine="709"/>
         <w:rPr>
           <w:lang w:val="ru-RU"/>
         </w:rPr>
@@ -7440,7 +7991,7 @@
           <w:ilvl w:val="0"/>
           <w:numId w:val="50"/>
         </w:numPr>
-        <w:ind w:left="0" w:firstLine="705"/>
+        <w:ind w:left="0" w:firstLine="709"/>
         <w:rPr>
           <w:lang w:val="ru-RU"/>
         </w:rPr>
@@ -7458,7 +8009,7 @@
           <w:ilvl w:val="0"/>
           <w:numId w:val="50"/>
         </w:numPr>
-        <w:ind w:left="0" w:firstLine="705"/>
+        <w:ind w:left="0" w:firstLine="709"/>
       </w:pPr>
       <w:r>
         <w:rPr>
@@ -7521,7 +8072,7 @@
           <w:ilvl w:val="0"/>
           <w:numId w:val="50"/>
         </w:numPr>
-        <w:ind w:left="0" w:firstLine="705"/>
+        <w:ind w:left="0" w:firstLine="709"/>
       </w:pPr>
       <w:r>
         <w:rPr>
@@ -7576,7 +8127,7 @@
           <w:ilvl w:val="0"/>
           <w:numId w:val="50"/>
         </w:numPr>
-        <w:ind w:left="0" w:firstLine="705"/>
+        <w:ind w:left="0" w:firstLine="709"/>
         <w:rPr>
           <w:lang w:val="ru-RU"/>
         </w:rPr>
@@ -7594,7 +8145,7 @@
           <w:ilvl w:val="0"/>
           <w:numId w:val="50"/>
         </w:numPr>
-        <w:ind w:left="0" w:firstLine="705"/>
+        <w:ind w:left="0" w:firstLine="709"/>
         <w:rPr>
           <w:lang w:val="ru-RU"/>
         </w:rPr>
@@ -7612,7 +8163,7 @@
           <w:ilvl w:val="0"/>
           <w:numId w:val="50"/>
         </w:numPr>
-        <w:ind w:left="0" w:firstLine="705"/>
+        <w:ind w:left="0" w:firstLine="709"/>
         <w:rPr>
           <w:lang w:val="ru-RU"/>
         </w:rPr>
@@ -7704,7 +8255,7 @@
           <w:ilvl w:val="0"/>
           <w:numId w:val="50"/>
         </w:numPr>
-        <w:ind w:left="0" w:firstLine="705"/>
+        <w:ind w:left="0" w:firstLine="709"/>
         <w:rPr>
           <w:lang w:val="ru-RU"/>
         </w:rPr>
@@ -7781,110 +8332,14 @@
       </w:pPr>
     </w:p>
     <w:sectPr>
-      <w:footerReference w:type="default" r:id="rId12"/>
+      <w:footerReference w:type="default" r:id="rId13"/>
       <w:pgSz w:w="11909" w:h="16834" w:code="9"/>
-      <w:pgMar w:top="1440" w:right="1440" w:bottom="1440" w:left="1440" w:header="720" w:footer="720" w:gutter="0"/>
+      <w:pgMar w:top="1134" w:right="850" w:bottom="1134" w:left="1701" w:header="720" w:footer="720" w:gutter="0"/>
       <w:cols w:space="720"/>
       <w:docGrid w:linePitch="381"/>
     </w:sectPr>
   </w:body>
 </w:document>
-</file>
-
-<file path=word/comments.xml><?xml version="1.0" encoding="utf-8"?>
-<w:comments xmlns:w="http://schemas.openxmlformats.org/wordprocessingml/2006/main" xmlns:w14="http://schemas.microsoft.com/office/word/2010/wordml">
-  <w:comment w:id="0" w:author="Kalentyev Alexey" w:initials="KA" w:date="2026-10-07T04:04:01Z">
-    <w:p>
-      <w:pPr>
-        <w:pStyle w:val="CommentText"/>
-      </w:pPr>
-      <w:r>
-        <w:annotationRef/>
-      </w:r>
-      <w:r>
-        <w:t xml:space="preserve">Добавьте совместное ограничение наружного диаметра D, глубины канавки h и отверстия d, обеспечивающее положительную минимальную толщину материала под канавкой, например через D − 2h − d. Текущие две отдельные проверки этого не гарантируют.</w:t>
-      </w:r>
-    </w:p>
-  </w:comment>
-  <w:comment w:id="1" w:author="Kalentyev Alexey" w:initials="KA" w:date="2026-10-07T04:04:01Z">
-    <w:p>
-      <w:pPr>
-        <w:pStyle w:val="CommentText"/>
-      </w:pPr>
-      <w:r>
-        <w:annotationRef/>
-      </w:r>
-      <w:r>
-        <w:t xml:space="preserve">Выделите заголовки подразделов и пунктов полужирным и приведите их оформление к единому стилю каждого уровня; заголовки располагайте по центру. Проверьте это по всему документу, включая 1.1, 1.2 и подразделы раздела 3.</w:t>
-      </w:r>
-    </w:p>
-  </w:comment>
-  <w:comment w:id="2" w:author="Kalentyev Alexey" w:initials="KA" w:date="2026-10-07T04:04:01Z">
-    <w:p>
-      <w:pPr>
-        <w:pStyle w:val="CommentText"/>
-      </w:pPr>
-      <w:r>
-        <w:annotationRef/>
-      </w:r>
-      <w:r>
-        <w:t xml:space="preserve">Замените «СОДЕРЖАНИЕ» на «Оглавление», оформив заголовок по центру полужирным.</w:t>
-      </w:r>
-    </w:p>
-  </w:comment>
-  <w:comment w:id="3" w:author="Kalentyev Alexey" w:initials="KA" w:date="2026-10-07T04:04:01Z">
-    <w:p>
-      <w:pPr>
-        <w:pStyle w:val="CommentText"/>
-      </w:pPr>
-      <w:r>
-        <w:annotationRef/>
-      </w:r>
-      <w:r>
-        <w:t xml:space="preserve">Установите абзацный отступ основного текста и списков 1,25 см по всему документу. Например, в этом абзаце и последующих текстовых абзацах задано около 1 см.</w:t>
-      </w:r>
-    </w:p>
-  </w:comment>
-  <w:comment w:id="4" w:author="Kalentyev Alexey" w:initials="KA" w:date="2026-10-07T04:04:01Z">
-    <w:p>
-      <w:pPr>
-        <w:pStyle w:val="CommentText"/>
-      </w:pPr>
-      <w:r>
-        <w:annotationRef/>
-      </w:r>
-      <w:r>
-        <w:t xml:space="preserve">Исправьте поля секции после таблицы 4.1: сейчас все четыре равны 25,4 мм. Для текстовой части нужны левое 30 мм, правое 15 мм, верхнее и нижнее 20 мм.</w:t>
-      </w:r>
-    </w:p>
-  </w:comment>
-  <w:comment w:id="5" w:author="Kalentyev Alexey" w:initials="KA" w:date="2026-10-07T04:04:01Z">
-    <w:p>
-      <w:pPr>
-        <w:pStyle w:val="CommentText"/>
-      </w:pPr>
-      <w:r>
-        <w:annotationRef/>
-      </w:r>
-      <w:r>
-        <w:t xml:space="preserve">На альбомной странице таблицы 4.1 поставьте номер 11 в центре нижнего поля. Надпись «Томск 2026» под таблицей уберите: это реквизит титульного листа, а сквозной номер страницы сейчас отсутствует.</w:t>
-      </w:r>
-    </w:p>
-  </w:comment>
-  <w:comment w:id="6" w:author="Kalentyev Alexey" w:initials="KA" w:date="2026-10-07T04:04:01Z">
-    <w:p>
-      <w:pPr>
-        <w:pStyle w:val="CommentText"/>
-      </w:pPr>
-      <w:r>
-        <w:annotationRef/>
-      </w:r>
-      <w:r>
-        <w:t xml:space="preserve">Перенесите раздел 7 «Требования к документированию» на новый лист, отделив его от окончания приёмки.</w:t>
-      </w:r>
-    </w:p>
-  </w:comment>
-</w:comments>
 </file>
 
 <file path=word/endnotes.xml><?xml version="1.0" encoding="utf-8"?>
@@ -7980,40 +8435,11 @@
       </w:tabs>
       <w:spacing w:line="240" w:lineRule="auto"/>
       <w:ind w:firstLine="0"/>
-      <w:jc w:val="center"/>
       <w:rPr>
         <w:color w:val="000000"/>
         <w:lang w:val="ru-RU"/>
       </w:rPr>
     </w:pPr>
-    <w:r>
-      <w:rPr>
-        <w:color w:val="000000"/>
-        <w:lang w:val="ru-RU"/>
-      </w:rPr>
-      <w:t>Томск</w:t>
-    </w:r>
-    <w:r>
-      <w:rPr>
-        <w:color w:val="000000"/>
-        <w:lang w:val="ru-RU"/>
-      </w:rPr>
-      <w:t xml:space="preserve"> </w:t>
-    </w:r>
-    <w:r>
-      <w:rPr>
-        <w:color w:val="000000"/>
-        <w:lang w:val="ru-RU"/>
-      </w:rPr>
-      <w:t>202</w:t>
-    </w:r>
-    <w:r>
-      <w:rPr>
-        <w:color w:val="000000"/>
-        <w:lang w:val="ru-RU"/>
-      </w:rPr>
-      <w:t>6</w:t>
-    </w:r>
   </w:p>
   <w:p>
     <w:pPr>
@@ -8036,11 +8462,81 @@
         <w:lang w:val="ru-RU"/>
       </w:rPr>
     </w:pPr>
+    <w:r>
+      <w:rPr>
+        <w:color w:val="000000"/>
+        <w:lang w:val="ru-RU"/>
+      </w:rPr>
+      <w:t>Томск 2026</w:t>
+    </w:r>
   </w:p>
 </w:ftr>
 </file>
 
 <file path=word/footer3.xml><?xml version="1.0" encoding="utf-8"?>
+<w:ftr xmlns:wpc="http://schemas.microsoft.com/office/word/2010/wordprocessingCanvas" xmlns:cx="http://schemas.microsoft.com/office/drawing/2014/chartex" xmlns:cx1="http://schemas.microsoft.com/office/drawing/2015/9/8/chartex" xmlns:cx2="http://schemas.microsoft.com/office/drawing/2015/10/21/chartex" xmlns:cx3="http://schemas.microsoft.com/office/drawing/2016/5/9/chartex" xmlns:cx4="http://schemas.microsoft.com/office/drawing/2016/5/10/chartex" xmlns:cx5="http://schemas.microsoft.com/office/drawing/2016/5/11/chartex" xmlns:cx6="http://schemas.microsoft.com/office/drawing/2016/5/12/chartex" xmlns:cx7="http://schemas.microsoft.com/office/drawing/2016/5/13/chartex" xmlns:cx8="http://schemas.microsoft.com/office/drawing/2016/5/14/chartex" xmlns:mc="http://schemas.openxmlformats.org/markup-compatibility/2006" xmlns:aink="http://schemas.microsoft.com/office/drawing/2016/ink" xmlns:am3d="http://schemas.microsoft.com/office/drawing/2017/model3d" xmlns:o="urn:schemas-microsoft-com:office:office" xmlns:r="http://schemas.openxmlformats.org/officeDocument/2006/relationships" xmlns:m="http://schemas.openxmlformats.org/officeDocument/2006/math" xmlns:v="urn:schemas-microsoft-com:vml" xmlns:wp14="http://schemas.microsoft.com/office/word/2010/wordprocessingDrawing" xmlns:wp="http://schemas.openxmlformats.org/drawingml/2006/wordprocessingDrawing" xmlns:w10="urn:schemas-microsoft-com:office:word" xmlns:w="http://schemas.openxmlformats.org/wordprocessingml/2006/main" xmlns:w14="http://schemas.microsoft.com/office/word/2010/wordml" xmlns:w15="http://schemas.microsoft.com/office/word/2012/wordml" xmlns:w16cex="http://schemas.microsoft.com/office/word/2018/wordml/cex" xmlns:w16cid="http://schemas.microsoft.com/office/word/2016/wordml/cid" xmlns:w16="http://schemas.microsoft.com/office/word/2018/wordml" xmlns:w16se="http://schemas.microsoft.com/office/word/2015/wordml/symex" xmlns:wpg="http://schemas.microsoft.com/office/word/2010/wordprocessingGroup" xmlns:wpi="http://schemas.microsoft.com/office/word/2010/wordprocessingInk" xmlns:wne="http://schemas.microsoft.com/office/word/2006/wordml" xmlns:wps="http://schemas.microsoft.com/office/word/2010/wordprocessingShape" mc:Ignorable="w14 w15 w16se w16cid w16 w16cex wp14">
+  <w:sdt>
+    <w:sdtPr>
+      <w:id w:val="-1831439452"/>
+      <w:docPartObj>
+        <w:docPartGallery w:val="Page Numbers (Bottom of Page)"/>
+        <w:docPartUnique/>
+      </w:docPartObj>
+    </w:sdtPr>
+    <w:sdtEndPr/>
+    <w:sdtContent>
+      <w:p>
+        <w:pPr>
+          <w:pStyle w:val="afa"/>
+          <w:jc w:val="center"/>
+        </w:pPr>
+        <w:r>
+          <w:fldChar w:fldCharType="begin"/>
+        </w:r>
+        <w:r>
+          <w:instrText>PAGE   \* MERGEFORMAT</w:instrText>
+        </w:r>
+        <w:r>
+          <w:fldChar w:fldCharType="separate"/>
+        </w:r>
+        <w:r>
+          <w:rPr>
+            <w:lang w:val="ru-RU"/>
+          </w:rPr>
+          <w:t>2</w:t>
+        </w:r>
+        <w:r>
+          <w:fldChar w:fldCharType="end"/>
+        </w:r>
+      </w:p>
+    </w:sdtContent>
+  </w:sdt>
+  <w:p>
+    <w:pPr>
+      <w:pBdr>
+        <w:top w:val="nil"/>
+        <w:left w:val="nil"/>
+        <w:bottom w:val="nil"/>
+        <w:right w:val="nil"/>
+        <w:between w:val="nil"/>
+      </w:pBdr>
+      <w:tabs>
+        <w:tab w:val="center" w:pos="4677"/>
+        <w:tab w:val="right" w:pos="9355"/>
+      </w:tabs>
+      <w:spacing w:line="240" w:lineRule="auto"/>
+      <w:ind w:firstLine="0"/>
+      <w:jc w:val="center"/>
+      <w:rPr>
+        <w:color w:val="000000"/>
+        <w:lang w:val="ru-RU"/>
+      </w:rPr>
+    </w:pPr>
+  </w:p>
+</w:ftr>
+</file>
+
+<file path=word/footer4.xml><?xml version="1.0" encoding="utf-8"?>
 <w:ftr xmlns:wpc="http://schemas.microsoft.com/office/word/2010/wordprocessingCanvas" xmlns:cx="http://schemas.microsoft.com/office/drawing/2014/chartex" xmlns:cx1="http://schemas.microsoft.com/office/drawing/2015/9/8/chartex" xmlns:cx2="http://schemas.microsoft.com/office/drawing/2015/10/21/chartex" xmlns:cx3="http://schemas.microsoft.com/office/drawing/2016/5/9/chartex" xmlns:cx4="http://schemas.microsoft.com/office/drawing/2016/5/10/chartex" xmlns:cx5="http://schemas.microsoft.com/office/drawing/2016/5/11/chartex" xmlns:cx6="http://schemas.microsoft.com/office/drawing/2016/5/12/chartex" xmlns:cx7="http://schemas.microsoft.com/office/drawing/2016/5/13/chartex" xmlns:cx8="http://schemas.microsoft.com/office/drawing/2016/5/14/chartex" xmlns:mc="http://schemas.openxmlformats.org/markup-compatibility/2006" xmlns:aink="http://schemas.microsoft.com/office/drawing/2016/ink" xmlns:am3d="http://schemas.microsoft.com/office/drawing/2017/model3d" xmlns:o="urn:schemas-microsoft-com:office:office" xmlns:r="http://schemas.openxmlformats.org/officeDocument/2006/relationships" xmlns:m="http://schemas.openxmlformats.org/officeDocument/2006/math" xmlns:v="urn:schemas-microsoft-com:vml" xmlns:wp14="http://schemas.microsoft.com/office/word/2010/wordprocessingDrawing" xmlns:wp="http://schemas.openxmlformats.org/drawingml/2006/wordprocessingDrawing" xmlns:w10="urn:schemas-microsoft-com:office:word" xmlns:w="http://schemas.openxmlformats.org/wordprocessingml/2006/main" xmlns:w14="http://schemas.microsoft.com/office/word/2010/wordml" xmlns:w15="http://schemas.microsoft.com/office/word/2012/wordml" xmlns:w16cex="http://schemas.microsoft.com/office/word/2018/wordml/cex" xmlns:w16cid="http://schemas.microsoft.com/office/word/2016/wordml/cid" xmlns:w16="http://schemas.microsoft.com/office/word/2018/wordml" xmlns:w16se="http://schemas.microsoft.com/office/word/2015/wordml/symex" xmlns:wpg="http://schemas.microsoft.com/office/word/2010/wordprocessingGroup" xmlns:wpi="http://schemas.microsoft.com/office/word/2010/wordprocessingInk" xmlns:wne="http://schemas.microsoft.com/office/word/2006/wordml" xmlns:wps="http://schemas.microsoft.com/office/word/2010/wordprocessingShape" mc:Ignorable="w14 w15 w16se w16cid w16 w16cex wp14">
   <w:sdt>
     <w:sdtPr>
@@ -12941,6 +13437,9 @@
   </w:num>
   <w:num w:numId="65">
     <w:abstractNumId w:val="23"/>
+  </w:num>
+  <w:num w:numId="66">
+    <w:abstractNumId w:val="6"/>
   </w:num>
   <w:numIdMacAtCleanup w:val="60"/>
 </w:numbering>
@@ -14613,7 +15112,7 @@
 </file>
 
 <file path=customXml/itemProps1.xml><?xml version="1.0" encoding="utf-8"?>
-<ds:datastoreItem xmlns:ds="http://schemas.openxmlformats.org/officeDocument/2006/customXml" ds:itemID="{9D0D28E7-78B7-492B-96CF-B980B6E7C32F}">
+<ds:datastoreItem xmlns:ds="http://schemas.openxmlformats.org/officeDocument/2006/customXml" ds:itemID="{B764DF84-E3F7-4761-8C66-9AE78C601BF6}">
   <ds:schemaRefs>
     <ds:schemaRef ds:uri="http://schemas.openxmlformats.org/officeDocument/2006/bibliography"/>
   </ds:schemaRefs>
